--- a/docs/dist/sdp.docx
+++ b/docs/dist/sdp.docx
@@ -1688,7 +1688,7 @@
               <a:graphicData uri="http://schemas.openxmlformats.org/drawingml/2006/picture">
                 <pic:pic>
                   <pic:nvPicPr>
-                    <pic:cNvPr descr="C:/Users/laxmi/AppData/Local/Temp/nova-docs-476d0089/sdp-13.png" id="23" name="Picture"/>
+                    <pic:cNvPr descr="C:/Users/laxmi/AppData/Local/Temp/nova-docs-90a94cb5/sdp-13.png" id="23" name="Picture"/>
                     <pic:cNvPicPr>
                       <a:picLocks noChangeArrowheads="1" noChangeAspect="1"/>
                     </pic:cNvPicPr>

--- a/docs/dist/sdp.docx
+++ b/docs/dist/sdp.docx
@@ -591,6 +591,41 @@
           </w:p>
         </w:tc>
       </w:tr>
+      <w:tr>
+        <w:tc>
+          <w:tcPr/>
+          <w:p>
+            <w:pPr>
+              <w:pStyle w:val="Compact"/>
+            </w:pPr>
+            <w:r>
+              <w:t xml:space="preserve">CON-7</w:t>
+            </w:r>
+          </w:p>
+        </w:tc>
+        <w:tc>
+          <w:tcPr/>
+          <w:p>
+            <w:pPr>
+              <w:pStyle w:val="Compact"/>
+            </w:pPr>
+            <w:r>
+              <w:t xml:space="preserve">Single user, multi-tenant-capable schema</w:t>
+            </w:r>
+          </w:p>
+        </w:tc>
+        <w:tc>
+          <w:tcPr/>
+          <w:p>
+            <w:pPr>
+              <w:pStyle w:val="Compact"/>
+            </w:pPr>
+            <w:r>
+              <w:t xml:space="preserve">Tenant identifier present from the first migration</w:t>
+            </w:r>
+          </w:p>
+        </w:tc>
+      </w:tr>
     </w:tbl>
     <w:p>
       <w:pPr>
@@ -1688,7 +1723,7 @@
               <a:graphicData uri="http://schemas.openxmlformats.org/drawingml/2006/picture">
                 <pic:pic>
                   <pic:nvPicPr>
-                    <pic:cNvPr descr="C:/Users/laxmi/AppData/Local/Temp/nova-docs-90a94cb5/sdp-13.png" id="23" name="Picture"/>
+                    <pic:cNvPr descr="C:/Users/laxmi/AppData/Local/Temp/nova-docs-29bc2e55/sdp-13.png" id="23" name="Picture"/>
                     <pic:cNvPicPr>
                       <a:picLocks noChangeArrowheads="1" noChangeAspect="1"/>
                     </pic:cNvPicPr>

--- a/docs/dist/sdp.docx
+++ b/docs/dist/sdp.docx
@@ -28,7 +28,7 @@
         </w:p>
       </w:sdtContent>
     </w:sdt>
-    <w:bookmarkStart w:id="64" w:name="software-development-plan"/>
+    <w:bookmarkStart w:id="66" w:name="software-development-plan"/>
     <w:p>
       <w:pPr>
         <w:pStyle w:val="Heading1"/>
@@ -117,7 +117,7 @@
               <w:pStyle w:val="Compact"/>
             </w:pPr>
             <w:r>
-              <w:t xml:space="preserve">0.1</w:t>
+              <w:t xml:space="preserve">0.2</w:t>
             </w:r>
           </w:p>
         </w:tc>
@@ -1589,7 +1589,7 @@
     </w:p>
     <w:bookmarkEnd w:id="18"/>
     <w:bookmarkEnd w:id="19"/>
-    <w:bookmarkStart w:id="45" w:name="Xff0ad41cfea07d76efab5031f57dd2a8fc8f4a9"/>
+    <w:bookmarkStart w:id="47" w:name="Xff0ad41cfea07d76efab5031f57dd2a8fc8f4a9"/>
     <w:p>
       <w:pPr>
         <w:pStyle w:val="Heading2"/>
@@ -1723,7 +1723,7 @@
               <a:graphicData uri="http://schemas.openxmlformats.org/drawingml/2006/picture">
                 <pic:pic>
                   <pic:nvPicPr>
-                    <pic:cNvPr descr="C:/Users/laxmi/AppData/Local/Temp/nova-docs-29bc2e55/sdp-13.png" id="23" name="Picture"/>
+                    <pic:cNvPr descr="C:/Users/laxmi/AppData/Local/Temp/nova-docs-7d75132e/sdp-13.png" id="23" name="Picture"/>
                     <pic:cNvPicPr>
                       <a:picLocks noChangeArrowheads="1" noChangeAspect="1"/>
                     </pic:cNvPicPr>
@@ -1895,7 +1895,7 @@
               <w:pStyle w:val="Compact"/>
             </w:pPr>
             <w:r>
-              <w:t xml:space="preserve">Model selection spike, partial. Three of five candidates measured, harness and raw output committed</w:t>
+              <w:t xml:space="preserve">Model selection spike, partial. Three of five candidates measured, harness and raw output committed. Embedding spike complete, five candidates measured, model and dimension fixed</w:t>
             </w:r>
           </w:p>
         </w:tc>
@@ -1919,7 +1919,7 @@
               <w:pStyle w:val="Compact"/>
             </w:pPr>
             <w:r>
-              <w:t xml:space="preserve">Embedding spike (blocking); remaining model measurements; deployment composition; migrations; gateway; continuous integration</w:t>
+              <w:t xml:space="preserve">Remaining model measurements; deployment composition; migrations; gateway; continuous integration</w:t>
             </w:r>
           </w:p>
         </w:tc>
@@ -3056,8 +3056,9 @@
         <w:tblLook w:firstRow="1" w:lastRow="0" w:firstColumn="0" w:lastColumn="0" w:noHBand="0" w:noVBand="0" w:val="0020"/>
       </w:tblPr>
       <w:tblGrid>
-        <w:gridCol w:w="3960"/>
-        <w:gridCol w:w="3960"/>
+        <w:gridCol w:w="2640"/>
+        <w:gridCol w:w="2640"/>
+        <w:gridCol w:w="2640"/>
       </w:tblGrid>
       <w:tr>
         <w:trPr>
@@ -3085,6 +3086,17 @@
             </w:r>
           </w:p>
         </w:tc>
+        <w:tc>
+          <w:tcPr/>
+          <w:p>
+            <w:pPr>
+              <w:pStyle w:val="Compact"/>
+            </w:pPr>
+            <w:r>
+              <w:t xml:space="preserve">State</w:t>
+            </w:r>
+          </w:p>
+        </w:tc>
       </w:tr>
       <w:tr>
         <w:tc>
@@ -3109,6 +3121,17 @@
             </w:r>
           </w:p>
         </w:tc>
+        <w:tc>
+          <w:tcPr/>
+          <w:p>
+            <w:pPr>
+              <w:pStyle w:val="Compact"/>
+            </w:pPr>
+            <w:r>
+              <w:t xml:space="preserve">Resolved 2026-09-08 by NOVA-SPK-002 and ADR-0005</w:t>
+            </w:r>
+          </w:p>
+        </w:tc>
       </w:tr>
       <w:tr>
         <w:tc>
@@ -3130,6 +3153,17 @@
             </w:pPr>
             <w:r>
               <w:t xml:space="preserve">Extraction precision measured. Blocks dependent interface work in M3</w:t>
+            </w:r>
+          </w:p>
+        </w:tc>
+        <w:tc>
+          <w:tcPr/>
+          <w:p>
+            <w:pPr>
+              <w:pStyle w:val="Compact"/>
+            </w:pPr>
+            <w:r>
+              <w:t xml:space="preserve">Outstanding</w:t>
             </w:r>
           </w:p>
         </w:tc>
@@ -3286,7 +3320,7 @@
       </w:r>
     </w:p>
     <w:bookmarkEnd w:id="36"/>
-    <w:bookmarkStart w:id="44" w:name="X3514be793f60794a63c5206166089e4d8a4aadc"/>
+    <w:bookmarkStart w:id="46" w:name="X3514be793f60794a63c5206166089e4d8a4aadc"/>
     <w:p>
       <w:pPr>
         <w:pStyle w:val="Heading3"/>
@@ -3886,23 +3920,30 @@
               <w:pStyle w:val="Compact"/>
             </w:pPr>
             <w:r>
-              <w:rPr>
-                <w:b/>
-                <w:bCs/>
-              </w:rPr>
-              <w:t xml:space="preserve">Blocked</w:t>
-            </w:r>
-          </w:p>
-        </w:tc>
-        <w:tc>
-          <w:tcPr/>
-          <w:p>
-            <w:pPr>
-              <w:pStyle w:val="Compact"/>
-            </w:pPr>
-            <w:r>
-              <w:t xml:space="preserve">Entities and retention defined. The vector dimension is unselected and is fixed at schema creation</w:t>
-            </w:r>
+              <w:t xml:space="preserve">Complete</w:t>
+            </w:r>
+          </w:p>
+        </w:tc>
+        <w:tc>
+          <w:tcPr/>
+          <w:p>
+            <w:pPr>
+              <w:pStyle w:val="Compact"/>
+            </w:pPr>
+            <w:r>
+              <w:t xml:space="preserve">Entities and retention defined. Vector dimension fixed at 768 by</w:t>
+            </w:r>
+            <w:r>
+              <w:t xml:space="preserve"> </w:t>
+            </w:r>
+            <w:hyperlink r:id="rId43">
+              <w:r>
+                <w:rPr>
+                  <w:rStyle w:val="Hyperlink"/>
+                </w:rPr>
+                <w:t xml:space="preserve">ADR-0005</w:t>
+              </w:r>
+            </w:hyperlink>
           </w:p>
         </w:tc>
       </w:tr>
@@ -3997,7 +4038,7 @@
             <w:pPr>
               <w:pStyle w:val="Compact"/>
             </w:pPr>
-            <w:hyperlink r:id="rId43">
+            <w:hyperlink r:id="rId44">
               <w:r>
                 <w:rPr>
                   <w:rStyle w:val="Hyperlink"/>
@@ -4316,7 +4357,7 @@
         <w:pStyle w:val="BodyText"/>
       </w:pPr>
       <w:r>
-        <w:t xml:space="preserve">Fourteen complete, two partial or blocked, two gaps.</w:t>
+        <w:t xml:space="preserve">Fifteen complete, one partial, two gaps.</w:t>
       </w:r>
     </w:p>
     <w:p>
@@ -4400,6 +4441,9 @@
               <w:pStyle w:val="Compact"/>
             </w:pPr>
             <w:r>
+              <w:rPr>
+                <w:strike/>
+              </w:rPr>
               <w:t xml:space="preserve">G1</w:t>
             </w:r>
           </w:p>
@@ -4411,6 +4455,9 @@
               <w:pStyle w:val="Compact"/>
             </w:pPr>
             <w:r>
+              <w:rPr>
+                <w:strike/>
+              </w:rPr>
               <w:t xml:space="preserve">Select the embedding model and fix the vector dimension</w:t>
             </w:r>
           </w:p>
@@ -4422,7 +4469,7 @@
               <w:pStyle w:val="Compact"/>
             </w:pPr>
             <w:r>
-              <w:t xml:space="preserve">~4 h</w:t>
+              <w:t xml:space="preserve">~4 h spent</w:t>
             </w:r>
           </w:p>
         </w:tc>
@@ -4437,13 +4484,96 @@
                 <w:b/>
                 <w:bCs/>
               </w:rPr>
-              <w:t xml:space="preserve">Blocking.</w:t>
+              <w:t xml:space="preserve">Resolved 2026-09-08.</w:t>
             </w:r>
             <w:r>
               <w:t xml:space="preserve"> </w:t>
             </w:r>
             <w:r>
-              <w:t xml:space="preserve">Selecting after schema creation requires re-embedding every memory and rebuilding the index</w:t>
+              <w:rPr>
+                <w:rStyle w:val="VerbatimChar"/>
+              </w:rPr>
+              <w:t xml:space="preserve">embeddinggemma</w:t>
+            </w:r>
+            <w:r>
+              <w:t xml:space="preserve"> </w:t>
+            </w:r>
+            <w:r>
+              <w:t xml:space="preserve">at 768 dimensions,</w:t>
+            </w:r>
+            <w:r>
+              <w:t xml:space="preserve"> </w:t>
+            </w:r>
+            <w:hyperlink r:id="rId45">
+              <w:r>
+                <w:rPr>
+                  <w:rStyle w:val="Hyperlink"/>
+                </w:rPr>
+                <w:t xml:space="preserve">NOVA-SPK-002</w:t>
+              </w:r>
+            </w:hyperlink>
+            <w:r>
+              <w:t xml:space="preserve"> </w:t>
+            </w:r>
+            <w:r>
+              <w:t xml:space="preserve">and</w:t>
+            </w:r>
+            <w:r>
+              <w:t xml:space="preserve"> </w:t>
+            </w:r>
+            <w:hyperlink r:id="rId43">
+              <w:r>
+                <w:rPr>
+                  <w:rStyle w:val="Hyperlink"/>
+                </w:rPr>
+                <w:t xml:space="preserve">ADR-0005</w:t>
+              </w:r>
+            </w:hyperlink>
+          </w:p>
+        </w:tc>
+      </w:tr>
+      <w:tr>
+        <w:tc>
+          <w:tcPr/>
+          <w:p>
+            <w:pPr>
+              <w:pStyle w:val="Compact"/>
+            </w:pPr>
+            <w:r>
+              <w:t xml:space="preserve">G4</w:t>
+            </w:r>
+          </w:p>
+        </w:tc>
+        <w:tc>
+          <w:tcPr/>
+          <w:p>
+            <w:pPr>
+              <w:pStyle w:val="Compact"/>
+            </w:pPr>
+            <w:r>
+              <w:t xml:space="preserve">Verify container-to-host inference reachability and datastore provisioning</w:t>
+            </w:r>
+          </w:p>
+        </w:tc>
+        <w:tc>
+          <w:tcPr/>
+          <w:p>
+            <w:pPr>
+              <w:pStyle w:val="Compact"/>
+            </w:pPr>
+            <w:r>
+              <w:t xml:space="preserve">~1 h</w:t>
+            </w:r>
+          </w:p>
+        </w:tc>
+        <w:tc>
+          <w:tcPr/>
+          <w:p>
+            <w:pPr>
+              <w:pStyle w:val="Compact"/>
+            </w:pPr>
+            <w:r>
+              <w:t xml:space="preserve">Removes the most probable early impediment. Now the only remaining entry condition</w:t>
             </w:r>
           </w:p>
         </w:tc>
@@ -4540,64 +4670,18 @@
           </w:p>
         </w:tc>
       </w:tr>
-      <w:tr>
-        <w:tc>
-          <w:tcPr/>
-          <w:p>
-            <w:pPr>
-              <w:pStyle w:val="Compact"/>
-            </w:pPr>
-            <w:r>
-              <w:t xml:space="preserve">G4</w:t>
-            </w:r>
-          </w:p>
-        </w:tc>
-        <w:tc>
-          <w:tcPr/>
-          <w:p>
-            <w:pPr>
-              <w:pStyle w:val="Compact"/>
-            </w:pPr>
-            <w:r>
-              <w:t xml:space="preserve">Verify container-to-host inference reachability and datastore provisioning</w:t>
-            </w:r>
-          </w:p>
-        </w:tc>
-        <w:tc>
-          <w:tcPr/>
-          <w:p>
-            <w:pPr>
-              <w:pStyle w:val="Compact"/>
-            </w:pPr>
-            <w:r>
-              <w:t xml:space="preserve">~1 h</w:t>
-            </w:r>
-          </w:p>
-        </w:tc>
-        <w:tc>
-          <w:tcPr/>
-          <w:p>
-            <w:pPr>
-              <w:pStyle w:val="Compact"/>
-            </w:pPr>
-            <w:r>
-              <w:t xml:space="preserve">Removes the most probable early impediment</w:t>
-            </w:r>
-          </w:p>
-        </w:tc>
-      </w:tr>
     </w:tbl>
     <w:p>
       <w:pPr>
         <w:pStyle w:val="BodyText"/>
       </w:pPr>
       <w:r>
-        <w:t xml:space="preserve">G1 and G4 together are approximately one working day and are the practical entry condition.</w:t>
-      </w:r>
-    </w:p>
-    <w:bookmarkEnd w:id="44"/>
-    <w:bookmarkEnd w:id="45"/>
-    <w:bookmarkStart w:id="50" w:name="X40e73d45f562065b06dca0b65a20ad920cb5af5"/>
+        <w:t xml:space="preserve">G1 is resolved. G4 is what now stands between the document set and implementation.</w:t>
+      </w:r>
+    </w:p>
+    <w:bookmarkEnd w:id="46"/>
+    <w:bookmarkEnd w:id="47"/>
+    <w:bookmarkStart w:id="52" w:name="X40e73d45f562065b06dca0b65a20ad920cb5af5"/>
     <w:p>
       <w:pPr>
         <w:pStyle w:val="Heading2"/>
@@ -4606,7 +4690,7 @@
         <w:t xml:space="preserve">6. Technical process plans</w:t>
       </w:r>
     </w:p>
-    <w:bookmarkStart w:id="46" w:name="X6be2edcaf18bfab3a52ab57b53910db6047efc3"/>
+    <w:bookmarkStart w:id="48" w:name="X6be2edcaf18bfab3a52ab57b53910db6047efc3"/>
     <w:p>
       <w:pPr>
         <w:pStyle w:val="Heading3"/>
@@ -4635,8 +4719,8 @@
         <w:t xml:space="preserve">single-engineer project with variable weekly availability.</w:t>
       </w:r>
     </w:p>
-    <w:bookmarkEnd w:id="46"/>
-    <w:bookmarkStart w:id="47" w:name="X6835ea84578213343bf21d7dbb4c277867eeeb6"/>
+    <w:bookmarkEnd w:id="48"/>
+    <w:bookmarkStart w:id="49" w:name="X6835ea84578213343bf21d7dbb4c277867eeeb6"/>
     <w:p>
       <w:pPr>
         <w:pStyle w:val="Heading3"/>
@@ -5541,8 +5625,8 @@
         <w:t xml:space="preserve">No claim introduced without supporting evidence</w:t>
       </w:r>
     </w:p>
-    <w:bookmarkEnd w:id="47"/>
-    <w:bookmarkStart w:id="48" w:name="Xeecbf7512f2d776b7d643306e1ea810e9fd69f3"/>
+    <w:bookmarkEnd w:id="49"/>
+    <w:bookmarkStart w:id="50" w:name="Xeecbf7512f2d776b7d643306e1ea810e9fd69f3"/>
     <w:p>
       <w:pPr>
         <w:pStyle w:val="Heading3"/>
@@ -5709,8 +5793,8 @@
         </w:tc>
       </w:tr>
     </w:tbl>
-    <w:bookmarkEnd w:id="48"/>
-    <w:bookmarkStart w:id="49" w:name="Xab1870730496f1a9f001ae9640726218f9a7584"/>
+    <w:bookmarkEnd w:id="50"/>
+    <w:bookmarkStart w:id="51" w:name="Xab1870730496f1a9f001ae9640726218f9a7584"/>
     <w:p>
       <w:pPr>
         <w:pStyle w:val="Heading3"/>
@@ -6250,9 +6334,9 @@
         <w:t xml:space="preserve">the distinction between an enforced quality system and a described one.</w:t>
       </w:r>
     </w:p>
-    <w:bookmarkEnd w:id="49"/>
-    <w:bookmarkEnd w:id="50"/>
-    <w:bookmarkStart w:id="61" w:name="Xdd00325f4e37b519f240e18c1164afedc0f763d"/>
+    <w:bookmarkEnd w:id="51"/>
+    <w:bookmarkEnd w:id="52"/>
+    <w:bookmarkStart w:id="63" w:name="Xdd00325f4e37b519f240e18c1164afedc0f763d"/>
     <w:p>
       <w:pPr>
         <w:pStyle w:val="Heading2"/>
@@ -6261,7 +6345,7 @@
         <w:t xml:space="preserve">7. Supporting process plans</w:t>
       </w:r>
     </w:p>
-    <w:bookmarkStart w:id="51" w:name="Xcae094c149891a0bb68319fd6671017a30b3e94"/>
+    <w:bookmarkStart w:id="53" w:name="Xcae094c149891a0bb68319fd6671017a30b3e94"/>
     <w:p>
       <w:pPr>
         <w:pStyle w:val="Heading3"/>
@@ -6562,8 +6646,8 @@
         <w:t xml:space="preserve">; minor for edits within a status, major on approval.</w:t>
       </w:r>
     </w:p>
-    <w:bookmarkEnd w:id="51"/>
-    <w:bookmarkStart w:id="53" w:name="Xc2872f6a5b264a337479d80eeb52d3b38f1fe31"/>
+    <w:bookmarkEnd w:id="53"/>
+    <w:bookmarkStart w:id="55" w:name="Xc2872f6a5b264a337479d80eeb52d3b38f1fe31"/>
     <w:p>
       <w:pPr>
         <w:pStyle w:val="Heading3"/>
@@ -6596,7 +6680,7 @@
       <w:r>
         <w:t xml:space="preserve"> </w:t>
       </w:r>
-      <w:hyperlink r:id="rId52">
+      <w:hyperlink r:id="rId54">
         <w:r>
           <w:rPr>
             <w:rStyle w:val="Hyperlink"/>
@@ -6608,8 +6692,8 @@
         <w:t xml:space="preserve">.</w:t>
       </w:r>
     </w:p>
-    <w:bookmarkEnd w:id="53"/>
-    <w:bookmarkStart w:id="54" w:name="X40be4b4eb01521821dac3ece0d2749cc1d0723c"/>
+    <w:bookmarkEnd w:id="55"/>
+    <w:bookmarkStart w:id="56" w:name="X40be4b4eb01521821dac3ece0d2749cc1d0723c"/>
     <w:p>
       <w:pPr>
         <w:pStyle w:val="Heading3"/>
@@ -6982,8 +7066,8 @@
         <w:t xml:space="preserve">capture as capability lands, so that M7 is not compressed.</w:t>
       </w:r>
     </w:p>
-    <w:bookmarkEnd w:id="54"/>
-    <w:bookmarkStart w:id="55" w:name="Xeaf06244fbd1df8d43c18f140a700641269ec9d"/>
+    <w:bookmarkEnd w:id="56"/>
+    <w:bookmarkStart w:id="57" w:name="Xeaf06244fbd1df8d43c18f140a700641269ec9d"/>
     <w:p>
       <w:pPr>
         <w:pStyle w:val="Heading3"/>
@@ -7212,8 +7296,8 @@
         <w:t xml:space="preserve">practice, and a disabled gate is worse than none because it presents as protection.</w:t>
       </w:r>
     </w:p>
-    <w:bookmarkEnd w:id="55"/>
-    <w:bookmarkStart w:id="56" w:name="X741c186aed78129b1aa36f7c8195f3b0337d4b1"/>
+    <w:bookmarkEnd w:id="57"/>
+    <w:bookmarkStart w:id="58" w:name="X741c186aed78129b1aa36f7c8195f3b0337d4b1"/>
     <w:p>
       <w:pPr>
         <w:pStyle w:val="Heading3"/>
@@ -7284,8 +7368,8 @@
         <w:t xml:space="preserve">One external reader for document comprehension at M7</w:t>
       </w:r>
     </w:p>
-    <w:bookmarkEnd w:id="56"/>
-    <w:bookmarkStart w:id="57" w:name="X485dae7fa532fda3220b1a0641698a9764c7c45"/>
+    <w:bookmarkEnd w:id="58"/>
+    <w:bookmarkStart w:id="59" w:name="X485dae7fa532fda3220b1a0641698a9764c7c45"/>
     <w:p>
       <w:pPr>
         <w:pStyle w:val="Heading3"/>
@@ -7360,8 +7444,8 @@
         <w:t xml:space="preserve">statement may not.</w:t>
       </w:r>
     </w:p>
-    <w:bookmarkEnd w:id="57"/>
-    <w:bookmarkStart w:id="59" w:name="Xfa2c10f208d562a4518f91b2c48dd2e8281478b"/>
+    <w:bookmarkEnd w:id="59"/>
+    <w:bookmarkStart w:id="61" w:name="Xfa2c10f208d562a4518f91b2c48dd2e8281478b"/>
     <w:p>
       <w:pPr>
         <w:pStyle w:val="Heading3"/>
@@ -7380,7 +7464,7 @@
       <w:r>
         <w:t xml:space="preserve"> </w:t>
       </w:r>
-      <w:hyperlink r:id="rId58">
+      <w:hyperlink r:id="rId60">
         <w:r>
           <w:rPr>
             <w:rStyle w:val="Hyperlink"/>
@@ -7398,8 +7482,8 @@
         <w:t xml:space="preserve">receives a failing test before the corrective change.</w:t>
       </w:r>
     </w:p>
-    <w:bookmarkEnd w:id="59"/>
-    <w:bookmarkStart w:id="60" w:name="Xbcf479bcc6edf43e4ce2d9d3ce7398b6dc0a224"/>
+    <w:bookmarkEnd w:id="61"/>
+    <w:bookmarkStart w:id="62" w:name="Xbcf479bcc6edf43e4ce2d9d3ce7398b6dc0a224"/>
     <w:p>
       <w:pPr>
         <w:pStyle w:val="Heading3"/>
@@ -7422,9 +7506,9 @@
         <w:t xml:space="preserve">so that later estimates carry some historical basis rather than none.</w:t>
       </w:r>
     </w:p>
-    <w:bookmarkEnd w:id="60"/>
-    <w:bookmarkEnd w:id="61"/>
-    <w:bookmarkStart w:id="62" w:name="Xa5126e695b5ab2ae37a85bf81ca68f41705b850"/>
+    <w:bookmarkEnd w:id="62"/>
+    <w:bookmarkEnd w:id="63"/>
+    <w:bookmarkStart w:id="64" w:name="Xa5126e695b5ab2ae37a85bf81ca68f41705b850"/>
     <w:p>
       <w:pPr>
         <w:pStyle w:val="Heading2"/>
@@ -7953,8 +8037,8 @@
         </w:pict>
       </w:r>
     </w:p>
-    <w:bookmarkEnd w:id="62"/>
-    <w:bookmarkStart w:id="63" w:name="revision-history"/>
+    <w:bookmarkEnd w:id="64"/>
+    <w:bookmarkStart w:id="65" w:name="revision-history"/>
     <w:p>
       <w:pPr>
         <w:pStyle w:val="Heading2"/>
@@ -8070,9 +8154,55 @@
           </w:p>
         </w:tc>
       </w:tr>
+      <w:tr>
+        <w:tc>
+          <w:tcPr/>
+          <w:p>
+            <w:pPr>
+              <w:pStyle w:val="Compact"/>
+            </w:pPr>
+            <w:r>
+              <w:t xml:space="preserve">0.2</w:t>
+            </w:r>
+          </w:p>
+        </w:tc>
+        <w:tc>
+          <w:tcPr/>
+          <w:p>
+            <w:pPr>
+              <w:pStyle w:val="Compact"/>
+            </w:pPr>
+            <w:r>
+              <w:t xml:space="preserve">2026-09-08</w:t>
+            </w:r>
+          </w:p>
+        </w:tc>
+        <w:tc>
+          <w:tcPr/>
+          <w:p>
+            <w:pPr>
+              <w:pStyle w:val="Compact"/>
+            </w:pPr>
+            <w:r>
+              <w:t xml:space="preserve">Laxmi Poudel</w:t>
+            </w:r>
+          </w:p>
+        </w:tc>
+        <w:tc>
+          <w:tcPr/>
+          <w:p>
+            <w:pPr>
+              <w:pStyle w:val="Compact"/>
+            </w:pPr>
+            <w:r>
+              <w:t xml:space="preserve">CON-7 recorded. G1 resolved by NOVA-SPK-002. Entry criterion 10 unblocked. M1 status updated</w:t>
+            </w:r>
+          </w:p>
+        </w:tc>
+      </w:tr>
     </w:tbl>
-    <w:bookmarkEnd w:id="63"/>
-    <w:bookmarkEnd w:id="64"/>
+    <w:bookmarkEnd w:id="65"/>
+    <w:bookmarkEnd w:id="66"/>
     <w:sectPr>
       <w:footnotePr>
         <w:numRestart w:val="eachSect"/>

--- a/docs/dist/sdp.docx
+++ b/docs/dist/sdp.docx
@@ -28,7 +28,7 @@
         </w:p>
       </w:sdtContent>
     </w:sdt>
-    <w:bookmarkStart w:id="66" w:name="software-development-plan"/>
+    <w:bookmarkStart w:id="67" w:name="software-development-plan"/>
     <w:p>
       <w:pPr>
         <w:pStyle w:val="Heading1"/>
@@ -117,7 +117,7 @@
               <w:pStyle w:val="Compact"/>
             </w:pPr>
             <w:r>
-              <w:t xml:space="preserve">0.2</w:t>
+              <w:t xml:space="preserve">0.3</w:t>
             </w:r>
           </w:p>
         </w:tc>
@@ -1589,7 +1589,7 @@
     </w:p>
     <w:bookmarkEnd w:id="18"/>
     <w:bookmarkEnd w:id="19"/>
-    <w:bookmarkStart w:id="47" w:name="Xff0ad41cfea07d76efab5031f57dd2a8fc8f4a9"/>
+    <w:bookmarkStart w:id="48" w:name="Xff0ad41cfea07d76efab5031f57dd2a8fc8f4a9"/>
     <w:p>
       <w:pPr>
         <w:pStyle w:val="Heading2"/>
@@ -1723,7 +1723,7 @@
               <a:graphicData uri="http://schemas.openxmlformats.org/drawingml/2006/picture">
                 <pic:pic>
                   <pic:nvPicPr>
-                    <pic:cNvPr descr="C:/Users/laxmi/AppData/Local/Temp/nova-docs-7d75132e/sdp-13.png" id="23" name="Picture"/>
+                    <pic:cNvPr descr="C:/Users/laxmi/AppData/Local/Temp/nova-docs-a9995d3c/sdp-13.png" id="23" name="Picture"/>
                     <pic:cNvPicPr>
                       <a:picLocks noChangeArrowheads="1" noChangeAspect="1"/>
                     </pic:cNvPicPr>
@@ -1895,7 +1895,37 @@
               <w:pStyle w:val="Compact"/>
             </w:pPr>
             <w:r>
-              <w:t xml:space="preserve">Model selection spike, partial. Three of five candidates measured, harness and raw output committed. Embedding spike complete, five candidates measured, model and dimension fixed</w:t>
+              <w:t xml:space="preserve">Model selection spike complete: five candidates over twenty requirements,</w:t>
+            </w:r>
+            <w:r>
+              <w:t xml:space="preserve"> </w:t>
+            </w:r>
+            <w:r>
+              <w:rPr>
+                <w:rStyle w:val="VerbatimChar"/>
+              </w:rPr>
+              <w:t xml:space="preserve">gemma3:4b</w:t>
+            </w:r>
+            <w:r>
+              <w:t xml:space="preserve"> </w:t>
+            </w:r>
+            <w:r>
+              <w:t xml:space="preserve">selected. Embedding spike complete:</w:t>
+            </w:r>
+            <w:r>
+              <w:t xml:space="preserve"> </w:t>
+            </w:r>
+            <w:r>
+              <w:rPr>
+                <w:rStyle w:val="VerbatimChar"/>
+              </w:rPr>
+              <w:t xml:space="preserve">embeddinggemma</w:t>
+            </w:r>
+            <w:r>
+              <w:t xml:space="preserve"> </w:t>
+            </w:r>
+            <w:r>
+              <w:t xml:space="preserve">at 768 dimensions</w:t>
             </w:r>
           </w:p>
         </w:tc>
@@ -1919,7 +1949,7 @@
               <w:pStyle w:val="Compact"/>
             </w:pPr>
             <w:r>
-              <w:t xml:space="preserve">Remaining model measurements; deployment composition; migrations; gateway; continuous integration</w:t>
+              <w:t xml:space="preserve">Container-to-host reachability and datastore provisioning; deployment composition; migrations; gateway; continuous integration</w:t>
             </w:r>
           </w:p>
         </w:tc>
@@ -3320,7 +3350,7 @@
       </w:r>
     </w:p>
     <w:bookmarkEnd w:id="36"/>
-    <w:bookmarkStart w:id="46" w:name="X3514be793f60794a63c5206166089e4d8a4aadc"/>
+    <w:bookmarkStart w:id="47" w:name="X3514be793f60794a63c5206166089e4d8a4aadc"/>
     <w:p>
       <w:pPr>
         <w:pStyle w:val="Heading3"/>
@@ -4586,6 +4616,9 @@
               <w:pStyle w:val="Compact"/>
             </w:pPr>
             <w:r>
+              <w:rPr>
+                <w:strike/>
+              </w:rPr>
               <w:t xml:space="preserve">G2</w:t>
             </w:r>
           </w:p>
@@ -4597,6 +4630,9 @@
               <w:pStyle w:val="Compact"/>
             </w:pPr>
             <w:r>
+              <w:rPr>
+                <w:strike/>
+              </w:rPr>
               <w:t xml:space="preserve">Complete the model selection spike across all cases and candidates</w:t>
             </w:r>
           </w:p>
@@ -4608,19 +4644,49 @@
               <w:pStyle w:val="Compact"/>
             </w:pPr>
             <w:r>
-              <w:t xml:space="preserve">~3 h, largely unattended</w:t>
-            </w:r>
-          </w:p>
-        </w:tc>
-        <w:tc>
-          <w:tcPr/>
-          <w:p>
-            <w:pPr>
-              <w:pStyle w:val="Compact"/>
-            </w:pPr>
-            <w:r>
-              <w:t xml:space="preserve">Strongly recommended. A provisional model choice is revisable without rework, unlike the vector dimension</w:t>
-            </w:r>
+              <w:t xml:space="preserve">~2 h spent</w:t>
+            </w:r>
+          </w:p>
+        </w:tc>
+        <w:tc>
+          <w:tcPr/>
+          <w:p>
+            <w:pPr>
+              <w:pStyle w:val="Compact"/>
+            </w:pPr>
+            <w:r>
+              <w:rPr>
+                <w:b/>
+                <w:bCs/>
+              </w:rPr>
+              <w:t xml:space="preserve">Resolved 2026-09-08.</w:t>
+            </w:r>
+            <w:r>
+              <w:t xml:space="preserve"> </w:t>
+            </w:r>
+            <w:r>
+              <w:rPr>
+                <w:rStyle w:val="VerbatimChar"/>
+              </w:rPr>
+              <w:t xml:space="preserve">gemma3:4b</w:t>
+            </w:r>
+            <w:r>
+              <w:t xml:space="preserve"> </w:t>
+            </w:r>
+            <w:r>
+              <w:t xml:space="preserve">selected, R-08 closed.</w:t>
+            </w:r>
+            <w:r>
+              <w:t xml:space="preserve"> </w:t>
+            </w:r>
+            <w:hyperlink r:id="rId46">
+              <w:r>
+                <w:rPr>
+                  <w:rStyle w:val="Hyperlink"/>
+                </w:rPr>
+                <w:t xml:space="preserve">NOVA-SPK-001 v1.1</w:t>
+              </w:r>
+            </w:hyperlink>
           </w:p>
         </w:tc>
       </w:tr>
@@ -4676,12 +4742,18 @@
         <w:pStyle w:val="BodyText"/>
       </w:pPr>
       <w:r>
-        <w:t xml:space="preserve">G1 is resolved. G4 is what now stands between the document set and implementation.</w:t>
-      </w:r>
-    </w:p>
-    <w:bookmarkEnd w:id="46"/>
+        <w:t xml:space="preserve">G1 and G2 are resolved. G4 is what now stands between the document set and implementation, and G3</w:t>
+      </w:r>
+      <w:r>
+        <w:t xml:space="preserve"> </w:t>
+      </w:r>
+      <w:r>
+        <w:t xml:space="preserve">stands between it and interface work.</w:t>
+      </w:r>
+    </w:p>
     <w:bookmarkEnd w:id="47"/>
-    <w:bookmarkStart w:id="52" w:name="X40e73d45f562065b06dca0b65a20ad920cb5af5"/>
+    <w:bookmarkEnd w:id="48"/>
+    <w:bookmarkStart w:id="53" w:name="X40e73d45f562065b06dca0b65a20ad920cb5af5"/>
     <w:p>
       <w:pPr>
         <w:pStyle w:val="Heading2"/>
@@ -4690,7 +4762,7 @@
         <w:t xml:space="preserve">6. Technical process plans</w:t>
       </w:r>
     </w:p>
-    <w:bookmarkStart w:id="48" w:name="X6be2edcaf18bfab3a52ab57b53910db6047efc3"/>
+    <w:bookmarkStart w:id="49" w:name="X6be2edcaf18bfab3a52ab57b53910db6047efc3"/>
     <w:p>
       <w:pPr>
         <w:pStyle w:val="Heading3"/>
@@ -4719,8 +4791,8 @@
         <w:t xml:space="preserve">single-engineer project with variable weekly availability.</w:t>
       </w:r>
     </w:p>
-    <w:bookmarkEnd w:id="48"/>
-    <w:bookmarkStart w:id="49" w:name="X6835ea84578213343bf21d7dbb4c277867eeeb6"/>
+    <w:bookmarkEnd w:id="49"/>
+    <w:bookmarkStart w:id="50" w:name="X6835ea84578213343bf21d7dbb4c277867eeeb6"/>
     <w:p>
       <w:pPr>
         <w:pStyle w:val="Heading3"/>
@@ -5625,8 +5697,8 @@
         <w:t xml:space="preserve">No claim introduced without supporting evidence</w:t>
       </w:r>
     </w:p>
-    <w:bookmarkEnd w:id="49"/>
-    <w:bookmarkStart w:id="50" w:name="Xeecbf7512f2d776b7d643306e1ea810e9fd69f3"/>
+    <w:bookmarkEnd w:id="50"/>
+    <w:bookmarkStart w:id="51" w:name="Xeecbf7512f2d776b7d643306e1ea810e9fd69f3"/>
     <w:p>
       <w:pPr>
         <w:pStyle w:val="Heading3"/>
@@ -5793,8 +5865,8 @@
         </w:tc>
       </w:tr>
     </w:tbl>
-    <w:bookmarkEnd w:id="50"/>
-    <w:bookmarkStart w:id="51" w:name="Xab1870730496f1a9f001ae9640726218f9a7584"/>
+    <w:bookmarkEnd w:id="51"/>
+    <w:bookmarkStart w:id="52" w:name="Xab1870730496f1a9f001ae9640726218f9a7584"/>
     <w:p>
       <w:pPr>
         <w:pStyle w:val="Heading3"/>
@@ -6334,9 +6406,9 @@
         <w:t xml:space="preserve">the distinction between an enforced quality system and a described one.</w:t>
       </w:r>
     </w:p>
-    <w:bookmarkEnd w:id="51"/>
     <w:bookmarkEnd w:id="52"/>
-    <w:bookmarkStart w:id="63" w:name="Xdd00325f4e37b519f240e18c1164afedc0f763d"/>
+    <w:bookmarkEnd w:id="53"/>
+    <w:bookmarkStart w:id="64" w:name="Xdd00325f4e37b519f240e18c1164afedc0f763d"/>
     <w:p>
       <w:pPr>
         <w:pStyle w:val="Heading2"/>
@@ -6345,7 +6417,7 @@
         <w:t xml:space="preserve">7. Supporting process plans</w:t>
       </w:r>
     </w:p>
-    <w:bookmarkStart w:id="53" w:name="Xcae094c149891a0bb68319fd6671017a30b3e94"/>
+    <w:bookmarkStart w:id="54" w:name="Xcae094c149891a0bb68319fd6671017a30b3e94"/>
     <w:p>
       <w:pPr>
         <w:pStyle w:val="Heading3"/>
@@ -6646,8 +6718,8 @@
         <w:t xml:space="preserve">; minor for edits within a status, major on approval.</w:t>
       </w:r>
     </w:p>
-    <w:bookmarkEnd w:id="53"/>
-    <w:bookmarkStart w:id="55" w:name="Xc2872f6a5b264a337479d80eeb52d3b38f1fe31"/>
+    <w:bookmarkEnd w:id="54"/>
+    <w:bookmarkStart w:id="56" w:name="Xc2872f6a5b264a337479d80eeb52d3b38f1fe31"/>
     <w:p>
       <w:pPr>
         <w:pStyle w:val="Heading3"/>
@@ -6680,7 +6752,7 @@
       <w:r>
         <w:t xml:space="preserve"> </w:t>
       </w:r>
-      <w:hyperlink r:id="rId54">
+      <w:hyperlink r:id="rId55">
         <w:r>
           <w:rPr>
             <w:rStyle w:val="Hyperlink"/>
@@ -6692,8 +6764,8 @@
         <w:t xml:space="preserve">.</w:t>
       </w:r>
     </w:p>
-    <w:bookmarkEnd w:id="55"/>
-    <w:bookmarkStart w:id="56" w:name="X40be4b4eb01521821dac3ece0d2749cc1d0723c"/>
+    <w:bookmarkEnd w:id="56"/>
+    <w:bookmarkStart w:id="57" w:name="X40be4b4eb01521821dac3ece0d2749cc1d0723c"/>
     <w:p>
       <w:pPr>
         <w:pStyle w:val="Heading3"/>
@@ -7066,8 +7138,8 @@
         <w:t xml:space="preserve">capture as capability lands, so that M7 is not compressed.</w:t>
       </w:r>
     </w:p>
-    <w:bookmarkEnd w:id="56"/>
-    <w:bookmarkStart w:id="57" w:name="Xeaf06244fbd1df8d43c18f140a700641269ec9d"/>
+    <w:bookmarkEnd w:id="57"/>
+    <w:bookmarkStart w:id="58" w:name="Xeaf06244fbd1df8d43c18f140a700641269ec9d"/>
     <w:p>
       <w:pPr>
         <w:pStyle w:val="Heading3"/>
@@ -7296,8 +7368,8 @@
         <w:t xml:space="preserve">practice, and a disabled gate is worse than none because it presents as protection.</w:t>
       </w:r>
     </w:p>
-    <w:bookmarkEnd w:id="57"/>
-    <w:bookmarkStart w:id="58" w:name="X741c186aed78129b1aa36f7c8195f3b0337d4b1"/>
+    <w:bookmarkEnd w:id="58"/>
+    <w:bookmarkStart w:id="59" w:name="X741c186aed78129b1aa36f7c8195f3b0337d4b1"/>
     <w:p>
       <w:pPr>
         <w:pStyle w:val="Heading3"/>
@@ -7368,8 +7440,8 @@
         <w:t xml:space="preserve">One external reader for document comprehension at M7</w:t>
       </w:r>
     </w:p>
-    <w:bookmarkEnd w:id="58"/>
-    <w:bookmarkStart w:id="59" w:name="X485dae7fa532fda3220b1a0641698a9764c7c45"/>
+    <w:bookmarkEnd w:id="59"/>
+    <w:bookmarkStart w:id="60" w:name="X485dae7fa532fda3220b1a0641698a9764c7c45"/>
     <w:p>
       <w:pPr>
         <w:pStyle w:val="Heading3"/>
@@ -7444,8 +7516,8 @@
         <w:t xml:space="preserve">statement may not.</w:t>
       </w:r>
     </w:p>
-    <w:bookmarkEnd w:id="59"/>
-    <w:bookmarkStart w:id="61" w:name="Xfa2c10f208d562a4518f91b2c48dd2e8281478b"/>
+    <w:bookmarkEnd w:id="60"/>
+    <w:bookmarkStart w:id="62" w:name="Xfa2c10f208d562a4518f91b2c48dd2e8281478b"/>
     <w:p>
       <w:pPr>
         <w:pStyle w:val="Heading3"/>
@@ -7464,7 +7536,7 @@
       <w:r>
         <w:t xml:space="preserve"> </w:t>
       </w:r>
-      <w:hyperlink r:id="rId60">
+      <w:hyperlink r:id="rId61">
         <w:r>
           <w:rPr>
             <w:rStyle w:val="Hyperlink"/>
@@ -7482,8 +7554,8 @@
         <w:t xml:space="preserve">receives a failing test before the corrective change.</w:t>
       </w:r>
     </w:p>
-    <w:bookmarkEnd w:id="61"/>
-    <w:bookmarkStart w:id="62" w:name="Xbcf479bcc6edf43e4ce2d9d3ce7398b6dc0a224"/>
+    <w:bookmarkEnd w:id="62"/>
+    <w:bookmarkStart w:id="63" w:name="Xbcf479bcc6edf43e4ce2d9d3ce7398b6dc0a224"/>
     <w:p>
       <w:pPr>
         <w:pStyle w:val="Heading3"/>
@@ -7506,9 +7578,9 @@
         <w:t xml:space="preserve">so that later estimates carry some historical basis rather than none.</w:t>
       </w:r>
     </w:p>
-    <w:bookmarkEnd w:id="62"/>
     <w:bookmarkEnd w:id="63"/>
-    <w:bookmarkStart w:id="64" w:name="Xa5126e695b5ab2ae37a85bf81ca68f41705b850"/>
+    <w:bookmarkEnd w:id="64"/>
+    <w:bookmarkStart w:id="65" w:name="Xa5126e695b5ab2ae37a85bf81ca68f41705b850"/>
     <w:p>
       <w:pPr>
         <w:pStyle w:val="Heading2"/>
@@ -8037,8 +8109,8 @@
         </w:pict>
       </w:r>
     </w:p>
-    <w:bookmarkEnd w:id="64"/>
-    <w:bookmarkStart w:id="65" w:name="revision-history"/>
+    <w:bookmarkEnd w:id="65"/>
+    <w:bookmarkStart w:id="66" w:name="revision-history"/>
     <w:p>
       <w:pPr>
         <w:pStyle w:val="Heading2"/>
@@ -8200,9 +8272,55 @@
           </w:p>
         </w:tc>
       </w:tr>
+      <w:tr>
+        <w:tc>
+          <w:tcPr/>
+          <w:p>
+            <w:pPr>
+              <w:pStyle w:val="Compact"/>
+            </w:pPr>
+            <w:r>
+              <w:t xml:space="preserve">0.3</w:t>
+            </w:r>
+          </w:p>
+        </w:tc>
+        <w:tc>
+          <w:tcPr/>
+          <w:p>
+            <w:pPr>
+              <w:pStyle w:val="Compact"/>
+            </w:pPr>
+            <w:r>
+              <w:t xml:space="preserve">2026-09-08</w:t>
+            </w:r>
+          </w:p>
+        </w:tc>
+        <w:tc>
+          <w:tcPr/>
+          <w:p>
+            <w:pPr>
+              <w:pStyle w:val="Compact"/>
+            </w:pPr>
+            <w:r>
+              <w:t xml:space="preserve">Laxmi Poudel</w:t>
+            </w:r>
+          </w:p>
+        </w:tc>
+        <w:tc>
+          <w:tcPr/>
+          <w:p>
+            <w:pPr>
+              <w:pStyle w:val="Compact"/>
+            </w:pPr>
+            <w:r>
+              <w:t xml:space="preserve">G2 resolved by NOVA-SPK-001 v1.1. M1 status updated</w:t>
+            </w:r>
+          </w:p>
+        </w:tc>
+      </w:tr>
     </w:tbl>
-    <w:bookmarkEnd w:id="65"/>
     <w:bookmarkEnd w:id="66"/>
+    <w:bookmarkEnd w:id="67"/>
     <w:sectPr>
       <w:footnotePr>
         <w:numRestart w:val="eachSect"/>

--- a/docs/dist/sdp.docx
+++ b/docs/dist/sdp.docx
@@ -28,7 +28,7 @@
         </w:p>
       </w:sdtContent>
     </w:sdt>
-    <w:bookmarkStart w:id="67" w:name="software-development-plan"/>
+    <w:bookmarkStart w:id="68" w:name="software-development-plan"/>
     <w:p>
       <w:pPr>
         <w:pStyle w:val="Heading1"/>
@@ -117,7 +117,7 @@
               <w:pStyle w:val="Compact"/>
             </w:pPr>
             <w:r>
-              <w:t xml:space="preserve">0.3</w:t>
+              <w:t xml:space="preserve">0.4</w:t>
             </w:r>
           </w:p>
         </w:tc>
@@ -1278,6 +1278,30 @@
           </w:p>
         </w:tc>
       </w:tr>
+      <w:tr>
+        <w:tc>
+          <w:tcPr/>
+          <w:p>
+            <w:pPr>
+              <w:pStyle w:val="Compact"/>
+            </w:pPr>
+            <w:r>
+              <w:t xml:space="preserve">NOVA-UI-001</w:t>
+            </w:r>
+          </w:p>
+        </w:tc>
+        <w:tc>
+          <w:tcPr/>
+          <w:p>
+            <w:pPr>
+              <w:pStyle w:val="Compact"/>
+            </w:pPr>
+            <w:r>
+              <w:t xml:space="preserve">User Interface Design</w:t>
+            </w:r>
+          </w:p>
+        </w:tc>
+      </w:tr>
     </w:tbl>
     <w:bookmarkEnd w:id="14"/>
     <w:bookmarkStart w:id="16" w:name="X827e3c612a19f15795b613412f35095dbdac148"/>
@@ -1589,7 +1613,7 @@
     </w:p>
     <w:bookmarkEnd w:id="18"/>
     <w:bookmarkEnd w:id="19"/>
-    <w:bookmarkStart w:id="48" w:name="Xff0ad41cfea07d76efab5031f57dd2a8fc8f4a9"/>
+    <w:bookmarkStart w:id="49" w:name="Xff0ad41cfea07d76efab5031f57dd2a8fc8f4a9"/>
     <w:p>
       <w:pPr>
         <w:pStyle w:val="Heading2"/>
@@ -1723,7 +1747,7 @@
               <a:graphicData uri="http://schemas.openxmlformats.org/drawingml/2006/picture">
                 <pic:pic>
                   <pic:nvPicPr>
-                    <pic:cNvPr descr="C:/Users/laxmi/AppData/Local/Temp/nova-docs-a9995d3c/sdp-13.png" id="23" name="Picture"/>
+                    <pic:cNvPr descr="C:/Users/laxmi/AppData/Local/Temp/nova-docs-469f4695/sdp-13.png" id="23" name="Picture"/>
                     <pic:cNvPicPr>
                       <a:picLocks noChangeArrowheads="1" noChangeAspect="1"/>
                     </pic:cNvPicPr>
@@ -3350,7 +3374,7 @@
       </w:r>
     </w:p>
     <w:bookmarkEnd w:id="36"/>
-    <w:bookmarkStart w:id="47" w:name="X3514be793f60794a63c5206166089e4d8a4aadc"/>
+    <w:bookmarkStart w:id="48" w:name="X3514be793f60794a63c5206166089e4d8a4aadc"/>
     <w:p>
       <w:pPr>
         <w:pStyle w:val="Heading3"/>
@@ -3778,22 +3802,26 @@
               <w:pStyle w:val="Compact"/>
             </w:pPr>
             <w:r>
-              <w:rPr>
-                <w:b/>
-                <w:bCs/>
-              </w:rPr>
-              <w:t xml:space="preserve">Gap</w:t>
-            </w:r>
-          </w:p>
-        </w:tc>
-        <w:tc>
-          <w:tcPr/>
-          <w:p>
-            <w:pPr>
-              <w:pStyle w:val="Compact"/>
-            </w:pPr>
-            <w:r>
-              <w:t xml:space="preserve">Operational scenarios exist. No screen inventory or wireframes. The trace viewer and applied-lessons presentation carry the project's explanatory value and neither is designed</w:t>
+              <w:t xml:space="preserve">Complete</w:t>
+            </w:r>
+          </w:p>
+        </w:tc>
+        <w:tc>
+          <w:tcPr/>
+          <w:p>
+            <w:pPr>
+              <w:pStyle w:val="Compact"/>
+            </w:pPr>
+            <w:hyperlink r:id="rId40">
+              <w:r>
+                <w:rPr>
+                  <w:rStyle w:val="Hyperlink"/>
+                </w:rPr>
+                <w:t xml:space="preserve">NOVA-UI-001</w:t>
+              </w:r>
+            </w:hyperlink>
+            <w:r>
+              <w:t xml:space="preserve">. Four views and two surfaces, wireframed, with every exception condition in NOVA-SRS-001 Â§3.5.2 mapped to where it surfaces</w:t>
             </w:r>
           </w:p>
         </w:tc>
@@ -3838,7 +3866,7 @@
             <w:pPr>
               <w:pStyle w:val="Compact"/>
             </w:pPr>
-            <w:hyperlink r:id="rId40">
+            <w:hyperlink r:id="rId41">
               <w:r>
                 <w:rPr>
                   <w:rStyle w:val="Hyperlink"/>
@@ -3895,7 +3923,7 @@
             <w:pPr>
               <w:pStyle w:val="Compact"/>
             </w:pPr>
-            <w:hyperlink r:id="rId41">
+            <w:hyperlink r:id="rId42">
               <w:r>
                 <w:rPr>
                   <w:rStyle w:val="Hyperlink"/>
@@ -3909,7 +3937,7 @@
             <w:r>
               <w:t xml:space="preserve"> </w:t>
             </w:r>
-            <w:hyperlink r:id="rId42">
+            <w:hyperlink r:id="rId43">
               <w:r>
                 <w:rPr>
                   <w:rStyle w:val="Hyperlink"/>
@@ -3966,7 +3994,7 @@
             <w:r>
               <w:t xml:space="preserve"> </w:t>
             </w:r>
-            <w:hyperlink r:id="rId43">
+            <w:hyperlink r:id="rId44">
               <w:r>
                 <w:rPr>
                   <w:rStyle w:val="Hyperlink"/>
@@ -4068,7 +4096,7 @@
             <w:pPr>
               <w:pStyle w:val="Compact"/>
             </w:pPr>
-            <w:hyperlink r:id="rId44">
+            <w:hyperlink r:id="rId45">
               <w:r>
                 <w:rPr>
                   <w:rStyle w:val="Hyperlink"/>
@@ -4221,7 +4249,7 @@
             <w:pPr>
               <w:pStyle w:val="Compact"/>
             </w:pPr>
-            <w:hyperlink r:id="rId40">
+            <w:hyperlink r:id="rId41">
               <w:r>
                 <w:rPr>
                   <w:rStyle w:val="Hyperlink"/>
@@ -4278,7 +4306,7 @@
             <w:r>
               <w:t xml:space="preserve"> </w:t>
             </w:r>
-            <w:hyperlink r:id="rId40">
+            <w:hyperlink r:id="rId41">
               <w:r>
                 <w:rPr>
                   <w:rStyle w:val="Hyperlink"/>
@@ -4387,7 +4415,7 @@
         <w:pStyle w:val="BodyText"/>
       </w:pPr>
       <w:r>
-        <w:t xml:space="preserve">Fifteen complete, one partial, two gaps.</w:t>
+        <w:t xml:space="preserve">Sixteen complete, one partial, one gap.</w:t>
       </w:r>
     </w:p>
     <w:p>
@@ -4534,7 +4562,7 @@
             <w:r>
               <w:t xml:space="preserve"> </w:t>
             </w:r>
-            <w:hyperlink r:id="rId45">
+            <w:hyperlink r:id="rId46">
               <w:r>
                 <w:rPr>
                   <w:rStyle w:val="Hyperlink"/>
@@ -4551,7 +4579,7 @@
             <w:r>
               <w:t xml:space="preserve"> </w:t>
             </w:r>
-            <w:hyperlink r:id="rId43">
+            <w:hyperlink r:id="rId44">
               <w:r>
                 <w:rPr>
                   <w:rStyle w:val="Hyperlink"/>
@@ -4679,7 +4707,7 @@
             <w:r>
               <w:t xml:space="preserve"> </w:t>
             </w:r>
-            <w:hyperlink r:id="rId46">
+            <w:hyperlink r:id="rId47">
               <w:r>
                 <w:rPr>
                   <w:rStyle w:val="Hyperlink"/>
@@ -4698,6 +4726,9 @@
               <w:pStyle w:val="Compact"/>
             </w:pPr>
             <w:r>
+              <w:rPr>
+                <w:strike/>
+              </w:rPr>
               <w:t xml:space="preserve">G3</w:t>
             </w:r>
           </w:p>
@@ -4709,6 +4740,9 @@
               <w:pStyle w:val="Compact"/>
             </w:pPr>
             <w:r>
+              <w:rPr>
+                <w:strike/>
+              </w:rPr>
               <w:t xml:space="preserve">Produce a screen inventory and wireframes for the four views</w:t>
             </w:r>
           </w:p>
@@ -4720,19 +4754,34 @@
               <w:pStyle w:val="Compact"/>
             </w:pPr>
             <w:r>
-              <w:t xml:space="preserve">~4 h</w:t>
-            </w:r>
-          </w:p>
-        </w:tc>
-        <w:tc>
-          <w:tcPr/>
-          <w:p>
-            <w:pPr>
-              <w:pStyle w:val="Compact"/>
-            </w:pPr>
-            <w:r>
-              <w:t xml:space="preserve">Required before interface work. Does not block foundation or backend work</w:t>
-            </w:r>
+              <w:t xml:space="preserve">~4 h spent</w:t>
+            </w:r>
+          </w:p>
+        </w:tc>
+        <w:tc>
+          <w:tcPr/>
+          <w:p>
+            <w:pPr>
+              <w:pStyle w:val="Compact"/>
+            </w:pPr>
+            <w:r>
+              <w:rPr>
+                <w:b/>
+                <w:bCs/>
+              </w:rPr>
+              <w:t xml:space="preserve">Resolved 2026-09-08.</w:t>
+            </w:r>
+            <w:r>
+              <w:t xml:space="preserve"> </w:t>
+            </w:r>
+            <w:hyperlink r:id="rId40">
+              <w:r>
+                <w:rPr>
+                  <w:rStyle w:val="Hyperlink"/>
+                </w:rPr>
+                <w:t xml:space="preserve">NOVA-UI-001</w:t>
+              </w:r>
+            </w:hyperlink>
           </w:p>
         </w:tc>
       </w:tr>
@@ -4742,18 +4791,18 @@
         <w:pStyle w:val="BodyText"/>
       </w:pPr>
       <w:r>
-        <w:t xml:space="preserve">G1 and G2 are resolved. G4 is what now stands between the document set and implementation, and G3</w:t>
+        <w:t xml:space="preserve">G1, G2 and G3 are resolved. G4 is the only entry condition still open, and it needs a running</w:t>
       </w:r>
       <w:r>
         <w:t xml:space="preserve"> </w:t>
       </w:r>
       <w:r>
-        <w:t xml:space="preserve">stands between it and interface work.</w:t>
-      </w:r>
-    </w:p>
-    <w:bookmarkEnd w:id="47"/>
+        <w:t xml:space="preserve">container runtime rather than more design.</w:t>
+      </w:r>
+    </w:p>
     <w:bookmarkEnd w:id="48"/>
-    <w:bookmarkStart w:id="53" w:name="X40e73d45f562065b06dca0b65a20ad920cb5af5"/>
+    <w:bookmarkEnd w:id="49"/>
+    <w:bookmarkStart w:id="54" w:name="X40e73d45f562065b06dca0b65a20ad920cb5af5"/>
     <w:p>
       <w:pPr>
         <w:pStyle w:val="Heading2"/>
@@ -4762,7 +4811,7 @@
         <w:t xml:space="preserve">6. Technical process plans</w:t>
       </w:r>
     </w:p>
-    <w:bookmarkStart w:id="49" w:name="X6be2edcaf18bfab3a52ab57b53910db6047efc3"/>
+    <w:bookmarkStart w:id="50" w:name="X6be2edcaf18bfab3a52ab57b53910db6047efc3"/>
     <w:p>
       <w:pPr>
         <w:pStyle w:val="Heading3"/>
@@ -4791,8 +4840,8 @@
         <w:t xml:space="preserve">single-engineer project with variable weekly availability.</w:t>
       </w:r>
     </w:p>
-    <w:bookmarkEnd w:id="49"/>
-    <w:bookmarkStart w:id="50" w:name="X6835ea84578213343bf21d7dbb4c277867eeeb6"/>
+    <w:bookmarkEnd w:id="50"/>
+    <w:bookmarkStart w:id="51" w:name="X6835ea84578213343bf21d7dbb4c277867eeeb6"/>
     <w:p>
       <w:pPr>
         <w:pStyle w:val="Heading3"/>
@@ -5697,8 +5746,8 @@
         <w:t xml:space="preserve">No claim introduced without supporting evidence</w:t>
       </w:r>
     </w:p>
-    <w:bookmarkEnd w:id="50"/>
-    <w:bookmarkStart w:id="51" w:name="Xeecbf7512f2d776b7d643306e1ea810e9fd69f3"/>
+    <w:bookmarkEnd w:id="51"/>
+    <w:bookmarkStart w:id="52" w:name="Xeecbf7512f2d776b7d643306e1ea810e9fd69f3"/>
     <w:p>
       <w:pPr>
         <w:pStyle w:val="Heading3"/>
@@ -5865,8 +5914,8 @@
         </w:tc>
       </w:tr>
     </w:tbl>
-    <w:bookmarkEnd w:id="51"/>
-    <w:bookmarkStart w:id="52" w:name="Xab1870730496f1a9f001ae9640726218f9a7584"/>
+    <w:bookmarkEnd w:id="52"/>
+    <w:bookmarkStart w:id="53" w:name="Xab1870730496f1a9f001ae9640726218f9a7584"/>
     <w:p>
       <w:pPr>
         <w:pStyle w:val="Heading3"/>
@@ -6406,9 +6455,9 @@
         <w:t xml:space="preserve">the distinction between an enforced quality system and a described one.</w:t>
       </w:r>
     </w:p>
-    <w:bookmarkEnd w:id="52"/>
     <w:bookmarkEnd w:id="53"/>
-    <w:bookmarkStart w:id="64" w:name="Xdd00325f4e37b519f240e18c1164afedc0f763d"/>
+    <w:bookmarkEnd w:id="54"/>
+    <w:bookmarkStart w:id="65" w:name="Xdd00325f4e37b519f240e18c1164afedc0f763d"/>
     <w:p>
       <w:pPr>
         <w:pStyle w:val="Heading2"/>
@@ -6417,7 +6466,7 @@
         <w:t xml:space="preserve">7. Supporting process plans</w:t>
       </w:r>
     </w:p>
-    <w:bookmarkStart w:id="54" w:name="Xcae094c149891a0bb68319fd6671017a30b3e94"/>
+    <w:bookmarkStart w:id="55" w:name="Xcae094c149891a0bb68319fd6671017a30b3e94"/>
     <w:p>
       <w:pPr>
         <w:pStyle w:val="Heading3"/>
@@ -6718,8 +6767,8 @@
         <w:t xml:space="preserve">; minor for edits within a status, major on approval.</w:t>
       </w:r>
     </w:p>
-    <w:bookmarkEnd w:id="54"/>
-    <w:bookmarkStart w:id="56" w:name="Xc2872f6a5b264a337479d80eeb52d3b38f1fe31"/>
+    <w:bookmarkEnd w:id="55"/>
+    <w:bookmarkStart w:id="57" w:name="Xc2872f6a5b264a337479d80eeb52d3b38f1fe31"/>
     <w:p>
       <w:pPr>
         <w:pStyle w:val="Heading3"/>
@@ -6752,7 +6801,7 @@
       <w:r>
         <w:t xml:space="preserve"> </w:t>
       </w:r>
-      <w:hyperlink r:id="rId55">
+      <w:hyperlink r:id="rId56">
         <w:r>
           <w:rPr>
             <w:rStyle w:val="Hyperlink"/>
@@ -6764,8 +6813,8 @@
         <w:t xml:space="preserve">.</w:t>
       </w:r>
     </w:p>
-    <w:bookmarkEnd w:id="56"/>
-    <w:bookmarkStart w:id="57" w:name="X40be4b4eb01521821dac3ece0d2749cc1d0723c"/>
+    <w:bookmarkEnd w:id="57"/>
+    <w:bookmarkStart w:id="58" w:name="X40be4b4eb01521821dac3ece0d2749cc1d0723c"/>
     <w:p>
       <w:pPr>
         <w:pStyle w:val="Heading3"/>
@@ -7041,6 +7090,41 @@
               <w:pStyle w:val="Compact"/>
             </w:pPr>
             <w:r>
+              <w:t xml:space="preserve">NOVA-UI-001 UI Design</w:t>
+            </w:r>
+          </w:p>
+        </w:tc>
+        <w:tc>
+          <w:tcPr/>
+          <w:p>
+            <w:pPr>
+              <w:pStyle w:val="Compact"/>
+            </w:pPr>
+            <w:r>
+              <w:t xml:space="preserve">Laxmi Poudel</w:t>
+            </w:r>
+          </w:p>
+        </w:tc>
+        <w:tc>
+          <w:tcPr/>
+          <w:p>
+            <w:pPr>
+              <w:pStyle w:val="Compact"/>
+            </w:pPr>
+            <w:r>
+              <w:t xml:space="preserve">Prior to interface work in M2</w:t>
+            </w:r>
+          </w:p>
+        </w:tc>
+      </w:tr>
+      <w:tr>
+        <w:tc>
+          <w:tcPr/>
+          <w:p>
+            <w:pPr>
+              <w:pStyle w:val="Compact"/>
+            </w:pPr>
+            <w:r>
               <w:t xml:space="preserve">ADRs</w:t>
             </w:r>
           </w:p>
@@ -7138,8 +7222,8 @@
         <w:t xml:space="preserve">capture as capability lands, so that M7 is not compressed.</w:t>
       </w:r>
     </w:p>
-    <w:bookmarkEnd w:id="57"/>
-    <w:bookmarkStart w:id="58" w:name="Xeaf06244fbd1df8d43c18f140a700641269ec9d"/>
+    <w:bookmarkEnd w:id="58"/>
+    <w:bookmarkStart w:id="59" w:name="Xeaf06244fbd1df8d43c18f140a700641269ec9d"/>
     <w:p>
       <w:pPr>
         <w:pStyle w:val="Heading3"/>
@@ -7368,8 +7452,8 @@
         <w:t xml:space="preserve">practice, and a disabled gate is worse than none because it presents as protection.</w:t>
       </w:r>
     </w:p>
-    <w:bookmarkEnd w:id="58"/>
-    <w:bookmarkStart w:id="59" w:name="X741c186aed78129b1aa36f7c8195f3b0337d4b1"/>
+    <w:bookmarkEnd w:id="59"/>
+    <w:bookmarkStart w:id="60" w:name="X741c186aed78129b1aa36f7c8195f3b0337d4b1"/>
     <w:p>
       <w:pPr>
         <w:pStyle w:val="Heading3"/>
@@ -7440,8 +7524,8 @@
         <w:t xml:space="preserve">One external reader for document comprehension at M7</w:t>
       </w:r>
     </w:p>
-    <w:bookmarkEnd w:id="59"/>
-    <w:bookmarkStart w:id="60" w:name="X485dae7fa532fda3220b1a0641698a9764c7c45"/>
+    <w:bookmarkEnd w:id="60"/>
+    <w:bookmarkStart w:id="61" w:name="X485dae7fa532fda3220b1a0641698a9764c7c45"/>
     <w:p>
       <w:pPr>
         <w:pStyle w:val="Heading3"/>
@@ -7516,8 +7600,8 @@
         <w:t xml:space="preserve">statement may not.</w:t>
       </w:r>
     </w:p>
-    <w:bookmarkEnd w:id="60"/>
-    <w:bookmarkStart w:id="62" w:name="Xfa2c10f208d562a4518f91b2c48dd2e8281478b"/>
+    <w:bookmarkEnd w:id="61"/>
+    <w:bookmarkStart w:id="63" w:name="Xfa2c10f208d562a4518f91b2c48dd2e8281478b"/>
     <w:p>
       <w:pPr>
         <w:pStyle w:val="Heading3"/>
@@ -7536,7 +7620,7 @@
       <w:r>
         <w:t xml:space="preserve"> </w:t>
       </w:r>
-      <w:hyperlink r:id="rId61">
+      <w:hyperlink r:id="rId62">
         <w:r>
           <w:rPr>
             <w:rStyle w:val="Hyperlink"/>
@@ -7554,8 +7638,8 @@
         <w:t xml:space="preserve">receives a failing test before the corrective change.</w:t>
       </w:r>
     </w:p>
-    <w:bookmarkEnd w:id="62"/>
-    <w:bookmarkStart w:id="63" w:name="Xbcf479bcc6edf43e4ce2d9d3ce7398b6dc0a224"/>
+    <w:bookmarkEnd w:id="63"/>
+    <w:bookmarkStart w:id="64" w:name="Xbcf479bcc6edf43e4ce2d9d3ce7398b6dc0a224"/>
     <w:p>
       <w:pPr>
         <w:pStyle w:val="Heading3"/>
@@ -7578,9 +7662,9 @@
         <w:t xml:space="preserve">so that later estimates carry some historical basis rather than none.</w:t>
       </w:r>
     </w:p>
-    <w:bookmarkEnd w:id="63"/>
     <w:bookmarkEnd w:id="64"/>
-    <w:bookmarkStart w:id="65" w:name="Xa5126e695b5ab2ae37a85bf81ca68f41705b850"/>
+    <w:bookmarkEnd w:id="65"/>
+    <w:bookmarkStart w:id="66" w:name="Xa5126e695b5ab2ae37a85bf81ca68f41705b850"/>
     <w:p>
       <w:pPr>
         <w:pStyle w:val="Heading2"/>
@@ -8109,8 +8193,8 @@
         </w:pict>
       </w:r>
     </w:p>
-    <w:bookmarkEnd w:id="65"/>
-    <w:bookmarkStart w:id="66" w:name="revision-history"/>
+    <w:bookmarkEnd w:id="66"/>
+    <w:bookmarkStart w:id="67" w:name="revision-history"/>
     <w:p>
       <w:pPr>
         <w:pStyle w:val="Heading2"/>
@@ -8318,9 +8402,55 @@
           </w:p>
         </w:tc>
       </w:tr>
+      <w:tr>
+        <w:tc>
+          <w:tcPr/>
+          <w:p>
+            <w:pPr>
+              <w:pStyle w:val="Compact"/>
+            </w:pPr>
+            <w:r>
+              <w:t xml:space="preserve">0.4</w:t>
+            </w:r>
+          </w:p>
+        </w:tc>
+        <w:tc>
+          <w:tcPr/>
+          <w:p>
+            <w:pPr>
+              <w:pStyle w:val="Compact"/>
+            </w:pPr>
+            <w:r>
+              <w:t xml:space="preserve">2026-09-08</w:t>
+            </w:r>
+          </w:p>
+        </w:tc>
+        <w:tc>
+          <w:tcPr/>
+          <w:p>
+            <w:pPr>
+              <w:pStyle w:val="Compact"/>
+            </w:pPr>
+            <w:r>
+              <w:t xml:space="preserve">Laxmi Poudel</w:t>
+            </w:r>
+          </w:p>
+        </w:tc>
+        <w:tc>
+          <w:tcPr/>
+          <w:p>
+            <w:pPr>
+              <w:pStyle w:val="Compact"/>
+            </w:pPr>
+            <w:r>
+              <w:t xml:space="preserve">G3 resolved by NOVA-UI-001. Entry criterion 7 closed</w:t>
+            </w:r>
+          </w:p>
+        </w:tc>
+      </w:tr>
     </w:tbl>
-    <w:bookmarkEnd w:id="66"/>
     <w:bookmarkEnd w:id="67"/>
+    <w:bookmarkEnd w:id="68"/>
     <w:sectPr>
       <w:footnotePr>
         <w:numRestart w:val="eachSect"/>
@@ -9290,7 +9420,7 @@
     <w:basedOn w:val="BodyTextChar"/>
     <w:rPr>
       <w:rFonts w:ascii="Consolas" w:hAnsi="Consolas"/>
-      <w:sz w:val="22"/>
+      <w:sz w:val="18"/>
     </w:rPr>
   </w:style>
   <w:style w:customStyle="1" w:styleId="SectionNumber" w:type="character">

--- a/docs/dist/sdp.docx
+++ b/docs/dist/sdp.docx
@@ -28,7 +28,7 @@
         </w:p>
       </w:sdtContent>
     </w:sdt>
-    <w:bookmarkStart w:id="68" w:name="software-development-plan"/>
+    <w:bookmarkStart w:id="69" w:name="software-development-plan"/>
     <w:p>
       <w:pPr>
         <w:pStyle w:val="Heading1"/>
@@ -1613,7 +1613,7 @@
     </w:p>
     <w:bookmarkEnd w:id="18"/>
     <w:bookmarkEnd w:id="19"/>
-    <w:bookmarkStart w:id="49" w:name="Xff0ad41cfea07d76efab5031f57dd2a8fc8f4a9"/>
+    <w:bookmarkStart w:id="50" w:name="Xff0ad41cfea07d76efab5031f57dd2a8fc8f4a9"/>
     <w:p>
       <w:pPr>
         <w:pStyle w:val="Heading2"/>
@@ -1747,7 +1747,7 @@
               <a:graphicData uri="http://schemas.openxmlformats.org/drawingml/2006/picture">
                 <pic:pic>
                   <pic:nvPicPr>
-                    <pic:cNvPr descr="C:/Users/laxmi/AppData/Local/Temp/nova-docs-469f4695/sdp-13.png" id="23" name="Picture"/>
+                    <pic:cNvPr descr="C:/Users/laxmi/AppData/Local/Temp/nova-docs-9d5e1198/sdp-13.png" id="23" name="Picture"/>
                     <pic:cNvPicPr>
                       <a:picLocks noChangeArrowheads="1" noChangeAspect="1"/>
                     </pic:cNvPicPr>
@@ -1973,7 +1973,7 @@
               <w:pStyle w:val="Compact"/>
             </w:pPr>
             <w:r>
-              <w:t xml:space="preserve">Container-to-host reachability and datastore provisioning; deployment composition; migrations; gateway; continuous integration</w:t>
+              <w:t xml:space="preserve">Deployment composition; migrations; gateway; continuous integration</w:t>
             </w:r>
           </w:p>
         </w:tc>
@@ -3374,7 +3374,7 @@
       </w:r>
     </w:p>
     <w:bookmarkEnd w:id="36"/>
-    <w:bookmarkStart w:id="48" w:name="X3514be793f60794a63c5206166089e4d8a4aadc"/>
+    <w:bookmarkStart w:id="49" w:name="X3514be793f60794a63c5206166089e4d8a4aadc"/>
     <w:p>
       <w:pPr>
         <w:pStyle w:val="Heading3"/>
@@ -4415,7 +4415,7 @@
         <w:pStyle w:val="BodyText"/>
       </w:pPr>
       <w:r>
-        <w:t xml:space="preserve">Sixteen complete, one partial, one gap.</w:t>
+        <w:t xml:space="preserve">Seventeen complete, one partial, no gap.</w:t>
       </w:r>
     </w:p>
     <w:p>
@@ -4598,6 +4598,9 @@
               <w:pStyle w:val="Compact"/>
             </w:pPr>
             <w:r>
+              <w:rPr>
+                <w:strike/>
+              </w:rPr>
               <w:t xml:space="preserve">G4</w:t>
             </w:r>
           </w:p>
@@ -4609,6 +4612,9 @@
               <w:pStyle w:val="Compact"/>
             </w:pPr>
             <w:r>
+              <w:rPr>
+                <w:strike/>
+              </w:rPr>
               <w:t xml:space="preserve">Verify container-to-host inference reachability and datastore provisioning</w:t>
             </w:r>
           </w:p>
@@ -4620,19 +4626,55 @@
               <w:pStyle w:val="Compact"/>
             </w:pPr>
             <w:r>
-              <w:t xml:space="preserve">~1 h</w:t>
-            </w:r>
-          </w:p>
-        </w:tc>
-        <w:tc>
-          <w:tcPr/>
-          <w:p>
-            <w:pPr>
-              <w:pStyle w:val="Compact"/>
-            </w:pPr>
-            <w:r>
-              <w:t xml:space="preserve">Removes the most probable early impediment. Now the only remaining entry condition</w:t>
-            </w:r>
+              <w:t xml:space="preserve">~1 h spent</w:t>
+            </w:r>
+          </w:p>
+        </w:tc>
+        <w:tc>
+          <w:tcPr/>
+          <w:p>
+            <w:pPr>
+              <w:pStyle w:val="Compact"/>
+            </w:pPr>
+            <w:r>
+              <w:rPr>
+                <w:b/>
+                <w:bCs/>
+              </w:rPr>
+              <w:t xml:space="preserve">Resolved 2026-09-09.</w:t>
+            </w:r>
+            <w:r>
+              <w:t xml:space="preserve"> </w:t>
+            </w:r>
+            <w:r>
+              <w:t xml:space="preserve">Reachable on the default loopback binding;</w:t>
+            </w:r>
+            <w:r>
+              <w:t xml:space="preserve"> </w:t>
+            </w:r>
+            <w:r>
+              <w:rPr>
+                <w:rStyle w:val="VerbatimChar"/>
+              </w:rPr>
+              <w:t xml:space="preserve">vector(768)</w:t>
+            </w:r>
+            <w:r>
+              <w:t xml:space="preserve"> </w:t>
+            </w:r>
+            <w:r>
+              <w:t xml:space="preserve">indexes and queries correctly. R-09 closed.</w:t>
+            </w:r>
+            <w:r>
+              <w:t xml:space="preserve"> </w:t>
+            </w:r>
+            <w:hyperlink r:id="rId47">
+              <w:r>
+                <w:rPr>
+                  <w:rStyle w:val="Hyperlink"/>
+                </w:rPr>
+                <w:t xml:space="preserve">NOVA-SPK-003</w:t>
+              </w:r>
+            </w:hyperlink>
           </w:p>
         </w:tc>
       </w:tr>
@@ -4707,7 +4749,7 @@
             <w:r>
               <w:t xml:space="preserve"> </w:t>
             </w:r>
-            <w:hyperlink r:id="rId47">
+            <w:hyperlink r:id="rId48">
               <w:r>
                 <w:rPr>
                   <w:rStyle w:val="Hyperlink"/>
@@ -4791,18 +4833,24 @@
         <w:pStyle w:val="BodyText"/>
       </w:pPr>
       <w:r>
-        <w:t xml:space="preserve">G1, G2 and G3 are resolved. G4 is the only entry condition still open, and it needs a running</w:t>
+        <w:t xml:space="preserve">All four are resolved. No entry condition remains open. Criterion 8 stays partial for the duration</w:t>
       </w:r>
       <w:r>
         <w:t xml:space="preserve"> </w:t>
       </w:r>
       <w:r>
-        <w:t xml:space="preserve">container runtime rather than more design.</w:t>
-      </w:r>
-    </w:p>
-    <w:bookmarkEnd w:id="48"/>
+        <w:t xml:space="preserve">of the project: CON-2 puts a single reviewer on the architecture, which is recorded as R-17 rather</w:t>
+      </w:r>
+      <w:r>
+        <w:t xml:space="preserve"> </w:t>
+      </w:r>
+      <w:r>
+        <w:t xml:space="preserve">than treated as closeable.</w:t>
+      </w:r>
+    </w:p>
     <w:bookmarkEnd w:id="49"/>
-    <w:bookmarkStart w:id="54" w:name="X40e73d45f562065b06dca0b65a20ad920cb5af5"/>
+    <w:bookmarkEnd w:id="50"/>
+    <w:bookmarkStart w:id="55" w:name="X40e73d45f562065b06dca0b65a20ad920cb5af5"/>
     <w:p>
       <w:pPr>
         <w:pStyle w:val="Heading2"/>
@@ -4811,7 +4859,7 @@
         <w:t xml:space="preserve">6. Technical process plans</w:t>
       </w:r>
     </w:p>
-    <w:bookmarkStart w:id="50" w:name="X6be2edcaf18bfab3a52ab57b53910db6047efc3"/>
+    <w:bookmarkStart w:id="51" w:name="X6be2edcaf18bfab3a52ab57b53910db6047efc3"/>
     <w:p>
       <w:pPr>
         <w:pStyle w:val="Heading3"/>
@@ -4840,8 +4888,8 @@
         <w:t xml:space="preserve">single-engineer project with variable weekly availability.</w:t>
       </w:r>
     </w:p>
-    <w:bookmarkEnd w:id="50"/>
-    <w:bookmarkStart w:id="51" w:name="X6835ea84578213343bf21d7dbb4c277867eeeb6"/>
+    <w:bookmarkEnd w:id="51"/>
+    <w:bookmarkStart w:id="52" w:name="X6835ea84578213343bf21d7dbb4c277867eeeb6"/>
     <w:p>
       <w:pPr>
         <w:pStyle w:val="Heading3"/>
@@ -5746,8 +5794,8 @@
         <w:t xml:space="preserve">No claim introduced without supporting evidence</w:t>
       </w:r>
     </w:p>
-    <w:bookmarkEnd w:id="51"/>
-    <w:bookmarkStart w:id="52" w:name="Xeecbf7512f2d776b7d643306e1ea810e9fd69f3"/>
+    <w:bookmarkEnd w:id="52"/>
+    <w:bookmarkStart w:id="53" w:name="Xeecbf7512f2d776b7d643306e1ea810e9fd69f3"/>
     <w:p>
       <w:pPr>
         <w:pStyle w:val="Heading3"/>
@@ -5914,8 +5962,8 @@
         </w:tc>
       </w:tr>
     </w:tbl>
-    <w:bookmarkEnd w:id="52"/>
-    <w:bookmarkStart w:id="53" w:name="Xab1870730496f1a9f001ae9640726218f9a7584"/>
+    <w:bookmarkEnd w:id="53"/>
+    <w:bookmarkStart w:id="54" w:name="Xab1870730496f1a9f001ae9640726218f9a7584"/>
     <w:p>
       <w:pPr>
         <w:pStyle w:val="Heading3"/>
@@ -6455,9 +6503,9 @@
         <w:t xml:space="preserve">the distinction between an enforced quality system and a described one.</w:t>
       </w:r>
     </w:p>
-    <w:bookmarkEnd w:id="53"/>
     <w:bookmarkEnd w:id="54"/>
-    <w:bookmarkStart w:id="65" w:name="Xdd00325f4e37b519f240e18c1164afedc0f763d"/>
+    <w:bookmarkEnd w:id="55"/>
+    <w:bookmarkStart w:id="66" w:name="Xdd00325f4e37b519f240e18c1164afedc0f763d"/>
     <w:p>
       <w:pPr>
         <w:pStyle w:val="Heading2"/>
@@ -6466,7 +6514,7 @@
         <w:t xml:space="preserve">7. Supporting process plans</w:t>
       </w:r>
     </w:p>
-    <w:bookmarkStart w:id="55" w:name="Xcae094c149891a0bb68319fd6671017a30b3e94"/>
+    <w:bookmarkStart w:id="56" w:name="Xcae094c149891a0bb68319fd6671017a30b3e94"/>
     <w:p>
       <w:pPr>
         <w:pStyle w:val="Heading3"/>
@@ -6767,8 +6815,8 @@
         <w:t xml:space="preserve">; minor for edits within a status, major on approval.</w:t>
       </w:r>
     </w:p>
-    <w:bookmarkEnd w:id="55"/>
-    <w:bookmarkStart w:id="57" w:name="Xc2872f6a5b264a337479d80eeb52d3b38f1fe31"/>
+    <w:bookmarkEnd w:id="56"/>
+    <w:bookmarkStart w:id="58" w:name="Xc2872f6a5b264a337479d80eeb52d3b38f1fe31"/>
     <w:p>
       <w:pPr>
         <w:pStyle w:val="Heading3"/>
@@ -6801,7 +6849,7 @@
       <w:r>
         <w:t xml:space="preserve"> </w:t>
       </w:r>
-      <w:hyperlink r:id="rId56">
+      <w:hyperlink r:id="rId57">
         <w:r>
           <w:rPr>
             <w:rStyle w:val="Hyperlink"/>
@@ -6813,8 +6861,8 @@
         <w:t xml:space="preserve">.</w:t>
       </w:r>
     </w:p>
-    <w:bookmarkEnd w:id="57"/>
-    <w:bookmarkStart w:id="58" w:name="X40be4b4eb01521821dac3ece0d2749cc1d0723c"/>
+    <w:bookmarkEnd w:id="58"/>
+    <w:bookmarkStart w:id="59" w:name="X40be4b4eb01521821dac3ece0d2749cc1d0723c"/>
     <w:p>
       <w:pPr>
         <w:pStyle w:val="Heading3"/>
@@ -7222,8 +7270,8 @@
         <w:t xml:space="preserve">capture as capability lands, so that M7 is not compressed.</w:t>
       </w:r>
     </w:p>
-    <w:bookmarkEnd w:id="58"/>
-    <w:bookmarkStart w:id="59" w:name="Xeaf06244fbd1df8d43c18f140a700641269ec9d"/>
+    <w:bookmarkEnd w:id="59"/>
+    <w:bookmarkStart w:id="60" w:name="Xeaf06244fbd1df8d43c18f140a700641269ec9d"/>
     <w:p>
       <w:pPr>
         <w:pStyle w:val="Heading3"/>
@@ -7452,8 +7500,8 @@
         <w:t xml:space="preserve">practice, and a disabled gate is worse than none because it presents as protection.</w:t>
       </w:r>
     </w:p>
-    <w:bookmarkEnd w:id="59"/>
-    <w:bookmarkStart w:id="60" w:name="X741c186aed78129b1aa36f7c8195f3b0337d4b1"/>
+    <w:bookmarkEnd w:id="60"/>
+    <w:bookmarkStart w:id="61" w:name="X741c186aed78129b1aa36f7c8195f3b0337d4b1"/>
     <w:p>
       <w:pPr>
         <w:pStyle w:val="Heading3"/>
@@ -7524,8 +7572,8 @@
         <w:t xml:space="preserve">One external reader for document comprehension at M7</w:t>
       </w:r>
     </w:p>
-    <w:bookmarkEnd w:id="60"/>
-    <w:bookmarkStart w:id="61" w:name="X485dae7fa532fda3220b1a0641698a9764c7c45"/>
+    <w:bookmarkEnd w:id="61"/>
+    <w:bookmarkStart w:id="62" w:name="X485dae7fa532fda3220b1a0641698a9764c7c45"/>
     <w:p>
       <w:pPr>
         <w:pStyle w:val="Heading3"/>
@@ -7600,8 +7648,8 @@
         <w:t xml:space="preserve">statement may not.</w:t>
       </w:r>
     </w:p>
-    <w:bookmarkEnd w:id="61"/>
-    <w:bookmarkStart w:id="63" w:name="Xfa2c10f208d562a4518f91b2c48dd2e8281478b"/>
+    <w:bookmarkEnd w:id="62"/>
+    <w:bookmarkStart w:id="64" w:name="Xfa2c10f208d562a4518f91b2c48dd2e8281478b"/>
     <w:p>
       <w:pPr>
         <w:pStyle w:val="Heading3"/>
@@ -7620,7 +7668,7 @@
       <w:r>
         <w:t xml:space="preserve"> </w:t>
       </w:r>
-      <w:hyperlink r:id="rId62">
+      <w:hyperlink r:id="rId63">
         <w:r>
           <w:rPr>
             <w:rStyle w:val="Hyperlink"/>
@@ -7638,8 +7686,8 @@
         <w:t xml:space="preserve">receives a failing test before the corrective change.</w:t>
       </w:r>
     </w:p>
-    <w:bookmarkEnd w:id="63"/>
-    <w:bookmarkStart w:id="64" w:name="Xbcf479bcc6edf43e4ce2d9d3ce7398b6dc0a224"/>
+    <w:bookmarkEnd w:id="64"/>
+    <w:bookmarkStart w:id="65" w:name="Xbcf479bcc6edf43e4ce2d9d3ce7398b6dc0a224"/>
     <w:p>
       <w:pPr>
         <w:pStyle w:val="Heading3"/>
@@ -7662,9 +7710,9 @@
         <w:t xml:space="preserve">so that later estimates carry some historical basis rather than none.</w:t>
       </w:r>
     </w:p>
-    <w:bookmarkEnd w:id="64"/>
     <w:bookmarkEnd w:id="65"/>
-    <w:bookmarkStart w:id="66" w:name="Xa5126e695b5ab2ae37a85bf81ca68f41705b850"/>
+    <w:bookmarkEnd w:id="66"/>
+    <w:bookmarkStart w:id="67" w:name="Xa5126e695b5ab2ae37a85bf81ca68f41705b850"/>
     <w:p>
       <w:pPr>
         <w:pStyle w:val="Heading2"/>
@@ -8193,8 +8241,8 @@
         </w:pict>
       </w:r>
     </w:p>
-    <w:bookmarkEnd w:id="66"/>
-    <w:bookmarkStart w:id="67" w:name="revision-history"/>
+    <w:bookmarkEnd w:id="67"/>
+    <w:bookmarkStart w:id="68" w:name="revision-history"/>
     <w:p>
       <w:pPr>
         <w:pStyle w:val="Heading2"/>
@@ -8448,9 +8496,55 @@
           </w:p>
         </w:tc>
       </w:tr>
+      <w:tr>
+        <w:tc>
+          <w:tcPr/>
+          <w:p>
+            <w:pPr>
+              <w:pStyle w:val="Compact"/>
+            </w:pPr>
+            <w:r>
+              <w:t xml:space="preserve">0.5</w:t>
+            </w:r>
+          </w:p>
+        </w:tc>
+        <w:tc>
+          <w:tcPr/>
+          <w:p>
+            <w:pPr>
+              <w:pStyle w:val="Compact"/>
+            </w:pPr>
+            <w:r>
+              <w:t xml:space="preserve">2026-09-09</w:t>
+            </w:r>
+          </w:p>
+        </w:tc>
+        <w:tc>
+          <w:tcPr/>
+          <w:p>
+            <w:pPr>
+              <w:pStyle w:val="Compact"/>
+            </w:pPr>
+            <w:r>
+              <w:t xml:space="preserve">Laxmi Poudel</w:t>
+            </w:r>
+          </w:p>
+        </w:tc>
+        <w:tc>
+          <w:tcPr/>
+          <w:p>
+            <w:pPr>
+              <w:pStyle w:val="Compact"/>
+            </w:pPr>
+            <w:r>
+              <w:t xml:space="preserve">G4 resolved by NOVA-SPK-003. R-09 closed. No entry condition remains open</w:t>
+            </w:r>
+          </w:p>
+        </w:tc>
+      </w:tr>
     </w:tbl>
-    <w:bookmarkEnd w:id="67"/>
     <w:bookmarkEnd w:id="68"/>
+    <w:bookmarkEnd w:id="69"/>
     <w:sectPr>
       <w:footnotePr>
         <w:numRestart w:val="eachSect"/>

--- a/docs/dist/sdp.docx
+++ b/docs/dist/sdp.docx
@@ -1747,7 +1747,7 @@
               <a:graphicData uri="http://schemas.openxmlformats.org/drawingml/2006/picture">
                 <pic:pic>
                   <pic:nvPicPr>
-                    <pic:cNvPr descr="C:/Users/laxmi/AppData/Local/Temp/nova-docs-9d5e1198/sdp-13.png" id="23" name="Picture"/>
+                    <pic:cNvPr descr="C:/Users/laxmi/AppData/Local/Temp/nova-docs-458a248a/sdp-13.png" id="23" name="Picture"/>
                     <pic:cNvPicPr>
                       <a:picLocks noChangeArrowheads="1" noChangeAspect="1"/>
                     </pic:cNvPicPr>
@@ -1973,7 +1973,7 @@
               <w:pStyle w:val="Compact"/>
             </w:pPr>
             <w:r>
-              <w:t xml:space="preserve">Deployment composition; migrations; gateway; continuous integration</w:t>
+              <w:t xml:space="preserve">Migrations; gateway; continuous integration. The composition holds the datastore; the api, worker and web services land with their code rather than as empty blocks</w:t>
             </w:r>
           </w:p>
         </w:tc>
@@ -8538,6 +8538,52 @@
             </w:pPr>
             <w:r>
               <w:t xml:space="preserve">G4 resolved by NOVA-SPK-003. R-09 closed. No entry condition remains open</w:t>
+            </w:r>
+          </w:p>
+        </w:tc>
+      </w:tr>
+      <w:tr>
+        <w:tc>
+          <w:tcPr/>
+          <w:p>
+            <w:pPr>
+              <w:pStyle w:val="Compact"/>
+            </w:pPr>
+            <w:r>
+              <w:t xml:space="preserve">0.6</w:t>
+            </w:r>
+          </w:p>
+        </w:tc>
+        <w:tc>
+          <w:tcPr/>
+          <w:p>
+            <w:pPr>
+              <w:pStyle w:val="Compact"/>
+            </w:pPr>
+            <w:r>
+              <w:t xml:space="preserve">2026-09-09</w:t>
+            </w:r>
+          </w:p>
+        </w:tc>
+        <w:tc>
+          <w:tcPr/>
+          <w:p>
+            <w:pPr>
+              <w:pStyle w:val="Compact"/>
+            </w:pPr>
+            <w:r>
+              <w:t xml:space="preserve">Laxmi Poudel</w:t>
+            </w:r>
+          </w:p>
+        </w:tc>
+        <w:tc>
+          <w:tcPr/>
+          <w:p>
+            <w:pPr>
+              <w:pStyle w:val="Compact"/>
+            </w:pPr>
+            <w:r>
+              <w:t xml:space="preserve">Deployment composition added for the datastore. M1 outstanding narrowed</w:t>
             </w:r>
           </w:p>
         </w:tc>

--- a/docs/dist/sdp.docx
+++ b/docs/dist/sdp.docx
@@ -1747,7 +1747,7 @@
               <a:graphicData uri="http://schemas.openxmlformats.org/drawingml/2006/picture">
                 <pic:pic>
                   <pic:nvPicPr>
-                    <pic:cNvPr descr="C:/Users/laxmi/AppData/Local/Temp/nova-docs-458a248a/sdp-13.png" id="23" name="Picture"/>
+                    <pic:cNvPr descr="C:/Users/laxmi/AppData/Local/Temp/nova-docs-220cb107/sdp-13.png" id="23" name="Picture"/>
                     <pic:cNvPicPr>
                       <a:picLocks noChangeArrowheads="1" noChangeAspect="1"/>
                     </pic:cNvPicPr>
@@ -1973,7 +1973,7 @@
               <w:pStyle w:val="Compact"/>
             </w:pPr>
             <w:r>
-              <w:t xml:space="preserve">Migrations; gateway; continuous integration. The composition holds the datastore; the api, worker and web services land with their code rather than as empty blocks</w:t>
+              <w:t xml:space="preserve">Gateway; continuous integration. The composition and the migration path hold the datastore; the api, worker and web services land with their code rather than as empty blocks</w:t>
             </w:r>
           </w:p>
         </w:tc>
@@ -8584,6 +8584,52 @@
             </w:pPr>
             <w:r>
               <w:t xml:space="preserve">Deployment composition added for the datastore. M1 outstanding narrowed</w:t>
+            </w:r>
+          </w:p>
+        </w:tc>
+      </w:tr>
+      <w:tr>
+        <w:tc>
+          <w:tcPr/>
+          <w:p>
+            <w:pPr>
+              <w:pStyle w:val="Compact"/>
+            </w:pPr>
+            <w:r>
+              <w:t xml:space="preserve">0.7</w:t>
+            </w:r>
+          </w:p>
+        </w:tc>
+        <w:tc>
+          <w:tcPr/>
+          <w:p>
+            <w:pPr>
+              <w:pStyle w:val="Compact"/>
+            </w:pPr>
+            <w:r>
+              <w:t xml:space="preserve">2026-09-09</w:t>
+            </w:r>
+          </w:p>
+        </w:tc>
+        <w:tc>
+          <w:tcPr/>
+          <w:p>
+            <w:pPr>
+              <w:pStyle w:val="Compact"/>
+            </w:pPr>
+            <w:r>
+              <w:t xml:space="preserve">Laxmi Poudel</w:t>
+            </w:r>
+          </w:p>
+        </w:tc>
+        <w:tc>
+          <w:tcPr/>
+          <w:p>
+            <w:pPr>
+              <w:pStyle w:val="Compact"/>
+            </w:pPr>
+            <w:r>
+              <w:t xml:space="preserve">Forward-only migration runner and the baseline migration added. NFR-33 has a mechanism</w:t>
             </w:r>
           </w:p>
         </w:tc>

--- a/docs/dist/sdp.docx
+++ b/docs/dist/sdp.docx
@@ -1747,7 +1747,7 @@
               <a:graphicData uri="http://schemas.openxmlformats.org/drawingml/2006/picture">
                 <pic:pic>
                   <pic:nvPicPr>
-                    <pic:cNvPr descr="C:/Users/laxmi/AppData/Local/Temp/nova-docs-220cb107/sdp-13.png" id="23" name="Picture"/>
+                    <pic:cNvPr descr="C:/Users/laxmi/AppData/Local/Temp/nova-docs-661f5b5e/sdp-13.png" id="23" name="Picture"/>
                     <pic:cNvPicPr>
                       <a:picLocks noChangeArrowheads="1" noChangeAspect="1"/>
                     </pic:cNvPicPr>
@@ -1973,7 +1973,7 @@
               <w:pStyle w:val="Compact"/>
             </w:pPr>
             <w:r>
-              <w:t xml:space="preserve">Gateway; continuous integration. The composition and the migration path hold the datastore; the api, worker and web services land with their code rather than as empty blocks</w:t>
+              <w:t xml:space="preserve">Continuous integration. The composition, the migration path and the inference gateway are in place; the api, worker and web services land with their code rather than as empty blocks</w:t>
             </w:r>
           </w:p>
         </w:tc>
@@ -8630,6 +8630,52 @@
             </w:pPr>
             <w:r>
               <w:t xml:space="preserve">Forward-only migration runner and the baseline migration added. NFR-33 has a mechanism</w:t>
+            </w:r>
+          </w:p>
+        </w:tc>
+      </w:tr>
+      <w:tr>
+        <w:tc>
+          <w:tcPr/>
+          <w:p>
+            <w:pPr>
+              <w:pStyle w:val="Compact"/>
+            </w:pPr>
+            <w:r>
+              <w:t xml:space="preserve">0.8</w:t>
+            </w:r>
+          </w:p>
+        </w:tc>
+        <w:tc>
+          <w:tcPr/>
+          <w:p>
+            <w:pPr>
+              <w:pStyle w:val="Compact"/>
+            </w:pPr>
+            <w:r>
+              <w:t xml:space="preserve">2026-09-09</w:t>
+            </w:r>
+          </w:p>
+        </w:tc>
+        <w:tc>
+          <w:tcPr/>
+          <w:p>
+            <w:pPr>
+              <w:pStyle w:val="Compact"/>
+            </w:pPr>
+            <w:r>
+              <w:t xml:space="preserve">Laxmi Poudel</w:t>
+            </w:r>
+          </w:p>
+        </w:tc>
+        <w:tc>
+          <w:tcPr/>
+          <w:p>
+            <w:pPr>
+              <w:pStyle w:val="Compact"/>
+            </w:pPr>
+            <w:r>
+              <w:t xml:space="preserve">Inference gateway added with local and fake providers. M1 outstanding is continuous integration alone</w:t>
             </w:r>
           </w:p>
         </w:tc>

--- a/docs/dist/sdp.docx
+++ b/docs/dist/sdp.docx
@@ -1747,7 +1747,7 @@
               <a:graphicData uri="http://schemas.openxmlformats.org/drawingml/2006/picture">
                 <pic:pic>
                   <pic:nvPicPr>
-                    <pic:cNvPr descr="C:/Users/laxmi/AppData/Local/Temp/nova-docs-661f5b5e/sdp-13.png" id="23" name="Picture"/>
+                    <pic:cNvPr descr="C:/Users/laxmi/AppData/Local/Temp/nova-docs-673141bd/sdp-13.png" id="23" name="Picture"/>
                     <pic:cNvPicPr>
                       <a:picLocks noChangeArrowheads="1" noChangeAspect="1"/>
                     </pic:cNvPicPr>
@@ -1794,7 +1794,13 @@
         <w:pStyle w:val="FirstParagraph"/>
       </w:pPr>
       <w:r>
-        <w:t xml:space="preserve">Partially complete.</w:t>
+        <w:t xml:space="preserve">Complete on the exit criteria. The continuous integration workflow has not yet executed on a</w:t>
+      </w:r>
+      <w:r>
+        <w:t xml:space="preserve"> </w:t>
+      </w:r>
+      <w:r>
+        <w:t xml:space="preserve">runner, so it is written but not yet evidenced.</w:t>
       </w:r>
     </w:p>
     <w:tbl>
@@ -1919,7 +1925,7 @@
               <w:pStyle w:val="Compact"/>
             </w:pPr>
             <w:r>
-              <w:t xml:space="preserve">Model selection spike complete: five candidates over twenty requirements,</w:t>
+              <w:t xml:space="preserve">Model selection spike: five candidates over twenty requirements,</w:t>
             </w:r>
             <w:r>
               <w:t xml:space="preserve"> </w:t>
@@ -1934,7 +1940,7 @@
               <w:t xml:space="preserve"> </w:t>
             </w:r>
             <w:r>
-              <w:t xml:space="preserve">selected. Embedding spike complete:</w:t>
+              <w:t xml:space="preserve">selected. Embedding spike:</w:t>
             </w:r>
             <w:r>
               <w:t xml:space="preserve"> </w:t>
@@ -1949,7 +1955,7 @@
               <w:t xml:space="preserve"> </w:t>
             </w:r>
             <w:r>
-              <w:t xml:space="preserve">at 768 dimensions</w:t>
+              <w:t xml:space="preserve">at 768 dimensions. Container-to-host reachability verified. Deployment composition, forward-only migrations, inference gateway with local and fake providers, and continuous integration gating lint, types, migrations and the gateway</w:t>
             </w:r>
           </w:p>
         </w:tc>
@@ -1973,7 +1979,7 @@
               <w:pStyle w:val="Compact"/>
             </w:pPr>
             <w:r>
-              <w:t xml:space="preserve">Continuous integration. The composition, the migration path and the inference gateway are in place; the api, worker and web services land with their code rather than as empty blocks</w:t>
+              <w:t xml:space="preserve">None. The api, worker and web services and their suites land in M2</w:t>
             </w:r>
           </w:p>
         </w:tc>
@@ -8676,6 +8682,52 @@
             </w:pPr>
             <w:r>
               <w:t xml:space="preserve">Inference gateway added with local and fake providers. M1 outstanding is continuous integration alone</w:t>
+            </w:r>
+          </w:p>
+        </w:tc>
+      </w:tr>
+      <w:tr>
+        <w:tc>
+          <w:tcPr/>
+          <w:p>
+            <w:pPr>
+              <w:pStyle w:val="Compact"/>
+            </w:pPr>
+            <w:r>
+              <w:t xml:space="preserve">0.9</w:t>
+            </w:r>
+          </w:p>
+        </w:tc>
+        <w:tc>
+          <w:tcPr/>
+          <w:p>
+            <w:pPr>
+              <w:pStyle w:val="Compact"/>
+            </w:pPr>
+            <w:r>
+              <w:t xml:space="preserve">2026-09-09</w:t>
+            </w:r>
+          </w:p>
+        </w:tc>
+        <w:tc>
+          <w:tcPr/>
+          <w:p>
+            <w:pPr>
+              <w:pStyle w:val="Compact"/>
+            </w:pPr>
+            <w:r>
+              <w:t xml:space="preserve">Laxmi Poudel</w:t>
+            </w:r>
+          </w:p>
+        </w:tc>
+        <w:tc>
+          <w:tcPr/>
+          <w:p>
+            <w:pPr>
+              <w:pStyle w:val="Compact"/>
+            </w:pPr>
+            <w:r>
+              <w:t xml:space="preserve">Continuous integration added. M1 meets its exit criteria; the workflow itself is unrun</w:t>
             </w:r>
           </w:p>
         </w:tc>

--- a/docs/dist/sdp.docx
+++ b/docs/dist/sdp.docx
@@ -1747,7 +1747,7 @@
               <a:graphicData uri="http://schemas.openxmlformats.org/drawingml/2006/picture">
                 <pic:pic>
                   <pic:nvPicPr>
-                    <pic:cNvPr descr="C:/Users/laxmi/AppData/Local/Temp/nova-docs-673141bd/sdp-13.png" id="23" name="Picture"/>
+                    <pic:cNvPr descr="C:/Users/laxmi/AppData/Local/Temp/nova-docs-6bc4c78f/sdp-13.png" id="23" name="Picture"/>
                     <pic:cNvPicPr>
                       <a:picLocks noChangeArrowheads="1" noChangeAspect="1"/>
                     </pic:cNvPicPr>

--- a/docs/dist/sdp.docx
+++ b/docs/dist/sdp.docx
@@ -1747,7 +1747,7 @@
               <a:graphicData uri="http://schemas.openxmlformats.org/drawingml/2006/picture">
                 <pic:pic>
                   <pic:nvPicPr>
-                    <pic:cNvPr descr="C:/Users/laxmi/AppData/Local/Temp/nova-docs-6bc4c78f/sdp-13.png" id="23" name="Picture"/>
+                    <pic:cNvPr descr="C:/Users/laxmi/AppData/Local/Temp/nova-docs-ae6bfa96/sdp-13.png" id="23" name="Picture"/>
                     <pic:cNvPicPr>
                       <a:picLocks noChangeArrowheads="1" noChangeAspect="1"/>
                     </pic:cNvPicPr>

--- a/docs/dist/sdp.docx
+++ b/docs/dist/sdp.docx
@@ -1747,7 +1747,7 @@
               <a:graphicData uri="http://schemas.openxmlformats.org/drawingml/2006/picture">
                 <pic:pic>
                   <pic:nvPicPr>
-                    <pic:cNvPr descr="C:/Users/laxmi/AppData/Local/Temp/nova-docs-ae6bfa96/sdp-13.png" id="23" name="Picture"/>
+                    <pic:cNvPr descr="C:/Users/laxmi/AppData/Local/Temp/nova-docs-b9545df6/sdp-13.png" id="23" name="Picture"/>
                     <pic:cNvPicPr>
                       <a:picLocks noChangeArrowheads="1" noChangeAspect="1"/>
                     </pic:cNvPicPr>
@@ -1794,13 +1794,7 @@
         <w:pStyle w:val="FirstParagraph"/>
       </w:pPr>
       <w:r>
-        <w:t xml:space="preserve">Complete on the exit criteria. The continuous integration workflow has not yet executed on a</w:t>
-      </w:r>
-      <w:r>
-        <w:t xml:space="preserve"> </w:t>
-      </w:r>
-      <w:r>
-        <w:t xml:space="preserve">runner, so it is written but not yet evidenced.</w:t>
+        <w:t xml:space="preserve">Complete, 2026-09-10.</w:t>
       </w:r>
     </w:p>
     <w:tbl>
@@ -8728,6 +8722,52 @@
             </w:pPr>
             <w:r>
               <w:t xml:space="preserve">Continuous integration added. M1 meets its exit criteria; the workflow itself is unrun</w:t>
+            </w:r>
+          </w:p>
+        </w:tc>
+      </w:tr>
+      <w:tr>
+        <w:tc>
+          <w:tcPr/>
+          <w:p>
+            <w:pPr>
+              <w:pStyle w:val="Compact"/>
+            </w:pPr>
+            <w:r>
+              <w:t xml:space="preserve">1.0</w:t>
+            </w:r>
+          </w:p>
+        </w:tc>
+        <w:tc>
+          <w:tcPr/>
+          <w:p>
+            <w:pPr>
+              <w:pStyle w:val="Compact"/>
+            </w:pPr>
+            <w:r>
+              <w:t xml:space="preserve">2026-09-10</w:t>
+            </w:r>
+          </w:p>
+        </w:tc>
+        <w:tc>
+          <w:tcPr/>
+          <w:p>
+            <w:pPr>
+              <w:pStyle w:val="Compact"/>
+            </w:pPr>
+            <w:r>
+              <w:t xml:space="preserve">Laxmi Poudel</w:t>
+            </w:r>
+          </w:p>
+        </w:tc>
+        <w:tc>
+          <w:tcPr/>
+          <w:p>
+            <w:pPr>
+              <w:pStyle w:val="Compact"/>
+            </w:pPr>
+            <w:r>
+              <w:t xml:space="preserve">Continuous integration green on its first run. M1 complete</w:t>
             </w:r>
           </w:p>
         </w:tc>
